--- a/LABlogbook.docx
+++ b/LABlogbook.docx
@@ -262,6 +262,7 @@
       </w:pPr>
       <w:r>
         <w:rPr>
+          <w:noProof/>
           <w:sz w:val="24"/>
           <w:szCs w:val="24"/>
         </w:rPr>
@@ -333,26 +334,20 @@
           <w:sz w:val="24"/>
           <w:szCs w:val="24"/>
         </w:rPr>
-        <w:t xml:space="preserve">Accuracy = </w:t>
-      </w:r>
-      <w:r>
+        <w:t>Accuracy = 0.922</w:t>
+      </w:r>
+    </w:p>
+    <w:p>
+      <w:pPr>
+        <w:jc w:val="both"/>
         <w:rPr>
           <w:sz w:val="24"/>
           <w:szCs w:val="24"/>
         </w:rPr>
-        <w:t>0.922</w:t>
-      </w:r>
-    </w:p>
-    <w:p>
-      <w:pPr>
-        <w:jc w:val="both"/>
-        <w:rPr>
-          <w:sz w:val="24"/>
-          <w:szCs w:val="24"/>
-        </w:rPr>
-      </w:pPr>
-      <w:r>
-        <w:rPr>
+      </w:pPr>
+      <w:r>
+        <w:rPr>
+          <w:noProof/>
           <w:sz w:val="24"/>
           <w:szCs w:val="24"/>
         </w:rPr>
@@ -431,6 +426,48 @@
           <w:u w:val="single"/>
         </w:rPr>
       </w:pPr>
+      <w:r>
+        <w:rPr>
+          <w:sz w:val="44"/>
+          <w:szCs w:val="44"/>
+          <w:u w:val="single"/>
+        </w:rPr>
+        <w:drawing>
+          <wp:inline distT="0" distB="0" distL="0" distR="0" wp14:anchorId="7DAA179B" wp14:editId="55B5A688">
+            <wp:extent cx="6645910" cy="3122930"/>
+            <wp:effectExtent l="0" t="0" r="2540" b="1270"/>
+            <wp:docPr id="4" name="Picture 4"/>
+            <wp:cNvGraphicFramePr>
+              <a:graphicFrameLocks xmlns:a="http://schemas.openxmlformats.org/drawingml/2006/main" noChangeAspect="1"/>
+            </wp:cNvGraphicFramePr>
+            <a:graphic xmlns:a="http://schemas.openxmlformats.org/drawingml/2006/main">
+              <a:graphicData uri="http://schemas.openxmlformats.org/drawingml/2006/picture">
+                <pic:pic xmlns:pic="http://schemas.openxmlformats.org/drawingml/2006/picture">
+                  <pic:nvPicPr>
+                    <pic:cNvPr id="1" name=""/>
+                    <pic:cNvPicPr/>
+                  </pic:nvPicPr>
+                  <pic:blipFill>
+                    <a:blip r:embed="rId7"/>
+                    <a:stretch>
+                      <a:fillRect/>
+                    </a:stretch>
+                  </pic:blipFill>
+                  <pic:spPr>
+                    <a:xfrm>
+                      <a:off x="0" y="0"/>
+                      <a:ext cx="6645910" cy="3122930"/>
+                    </a:xfrm>
+                    <a:prstGeom prst="rect">
+                      <a:avLst/>
+                    </a:prstGeom>
+                  </pic:spPr>
+                </pic:pic>
+              </a:graphicData>
+            </a:graphic>
+          </wp:inline>
+        </w:drawing>
+      </w:r>
     </w:p>
     <w:p>
       <w:pPr>

--- a/LABlogbook.docx
+++ b/LABlogbook.docx
@@ -428,6 +428,7 @@
       </w:pPr>
       <w:r>
         <w:rPr>
+          <w:noProof/>
           <w:sz w:val="44"/>
           <w:szCs w:val="44"/>
           <w:u w:val="single"/>
@@ -562,13 +563,392 @@
           <w:u w:val="single"/>
         </w:rPr>
       </w:pPr>
-      <w:r>
-        <w:rPr>
-          <w:sz w:val="44"/>
-          <w:szCs w:val="44"/>
-          <w:u w:val="single"/>
-        </w:rPr>
+    </w:p>
+    <w:p>
+      <w:pPr>
+        <w:jc w:val="both"/>
+        <w:rPr>
+          <w:sz w:val="44"/>
+          <w:szCs w:val="44"/>
+          <w:u w:val="single"/>
+        </w:rPr>
+      </w:pPr>
+    </w:p>
+    <w:p>
+      <w:pPr>
+        <w:jc w:val="both"/>
+        <w:rPr>
+          <w:sz w:val="44"/>
+          <w:szCs w:val="44"/>
+          <w:u w:val="single"/>
+        </w:rPr>
+      </w:pPr>
+    </w:p>
+    <w:p>
+      <w:pPr>
+        <w:jc w:val="both"/>
+        <w:rPr>
+          <w:sz w:val="44"/>
+          <w:szCs w:val="44"/>
+          <w:u w:val="single"/>
+        </w:rPr>
+      </w:pPr>
+    </w:p>
+    <w:p>
+      <w:pPr>
+        <w:jc w:val="both"/>
+        <w:rPr>
+          <w:sz w:val="44"/>
+          <w:szCs w:val="44"/>
+          <w:u w:val="single"/>
+        </w:rPr>
+      </w:pPr>
+    </w:p>
+    <w:p>
+      <w:pPr>
+        <w:jc w:val="both"/>
+        <w:rPr>
+          <w:sz w:val="44"/>
+          <w:szCs w:val="44"/>
+          <w:u w:val="single"/>
+        </w:rPr>
+      </w:pPr>
+    </w:p>
+    <w:p>
+      <w:pPr>
+        <w:jc w:val="both"/>
+        <w:rPr>
+          <w:sz w:val="44"/>
+          <w:szCs w:val="44"/>
+          <w:u w:val="single"/>
+        </w:rPr>
+      </w:pPr>
+    </w:p>
+    <w:p>
+      <w:pPr>
+        <w:jc w:val="both"/>
+        <w:rPr>
+          <w:sz w:val="44"/>
+          <w:szCs w:val="44"/>
+          <w:u w:val="single"/>
+        </w:rPr>
+      </w:pPr>
+      <w:r>
+        <w:rPr>
+          <w:sz w:val="44"/>
+          <w:szCs w:val="44"/>
+          <w:u w:val="single"/>
+        </w:rPr>
+        <w:lastRenderedPageBreak/>
         <w:t>Lab 7</w:t>
+      </w:r>
+    </w:p>
+    <w:p>
+      <w:pPr>
+        <w:jc w:val="both"/>
+        <w:rPr>
+          <w:sz w:val="32"/>
+          <w:szCs w:val="32"/>
+        </w:rPr>
+      </w:pPr>
+      <w:r>
+        <w:rPr>
+          <w:sz w:val="32"/>
+          <w:szCs w:val="32"/>
+        </w:rPr>
+        <w:t>1.</w:t>
+      </w:r>
+    </w:p>
+    <w:p>
+      <w:pPr>
+        <w:jc w:val="both"/>
+        <w:rPr>
+          <w:sz w:val="44"/>
+          <w:szCs w:val="44"/>
+          <w:u w:val="single"/>
+        </w:rPr>
+      </w:pPr>
+      <w:r>
+        <w:rPr>
+          <w:sz w:val="44"/>
+          <w:szCs w:val="44"/>
+          <w:u w:val="single"/>
+        </w:rPr>
+        <w:drawing>
+          <wp:inline distT="0" distB="0" distL="0" distR="0" wp14:anchorId="63A492E8" wp14:editId="1E6E225D">
+            <wp:extent cx="6645910" cy="2603500"/>
+            <wp:effectExtent l="0" t="0" r="2540" b="6350"/>
+            <wp:docPr id="5" name="Picture 5"/>
+            <wp:cNvGraphicFramePr>
+              <a:graphicFrameLocks xmlns:a="http://schemas.openxmlformats.org/drawingml/2006/main" noChangeAspect="1"/>
+            </wp:cNvGraphicFramePr>
+            <a:graphic xmlns:a="http://schemas.openxmlformats.org/drawingml/2006/main">
+              <a:graphicData uri="http://schemas.openxmlformats.org/drawingml/2006/picture">
+                <pic:pic xmlns:pic="http://schemas.openxmlformats.org/drawingml/2006/picture">
+                  <pic:nvPicPr>
+                    <pic:cNvPr id="1" name=""/>
+                    <pic:cNvPicPr/>
+                  </pic:nvPicPr>
+                  <pic:blipFill>
+                    <a:blip r:embed="rId8"/>
+                    <a:stretch>
+                      <a:fillRect/>
+                    </a:stretch>
+                  </pic:blipFill>
+                  <pic:spPr>
+                    <a:xfrm>
+                      <a:off x="0" y="0"/>
+                      <a:ext cx="6645910" cy="2603500"/>
+                    </a:xfrm>
+                    <a:prstGeom prst="rect">
+                      <a:avLst/>
+                    </a:prstGeom>
+                  </pic:spPr>
+                </pic:pic>
+              </a:graphicData>
+            </a:graphic>
+          </wp:inline>
+        </w:drawing>
+      </w:r>
+    </w:p>
+    <w:p>
+      <w:pPr>
+        <w:jc w:val="both"/>
+        <w:rPr>
+          <w:sz w:val="44"/>
+          <w:szCs w:val="44"/>
+          <w:u w:val="single"/>
+        </w:rPr>
+      </w:pPr>
+      <w:r>
+        <w:rPr>
+          <w:sz w:val="44"/>
+          <w:szCs w:val="44"/>
+          <w:u w:val="single"/>
+        </w:rPr>
+        <w:drawing>
+          <wp:inline distT="0" distB="0" distL="0" distR="0" wp14:anchorId="21E334D5" wp14:editId="1DF54322">
+            <wp:extent cx="6645910" cy="2773045"/>
+            <wp:effectExtent l="0" t="0" r="2540" b="8255"/>
+            <wp:docPr id="7" name="Picture 7"/>
+            <wp:cNvGraphicFramePr>
+              <a:graphicFrameLocks xmlns:a="http://schemas.openxmlformats.org/drawingml/2006/main" noChangeAspect="1"/>
+            </wp:cNvGraphicFramePr>
+            <a:graphic xmlns:a="http://schemas.openxmlformats.org/drawingml/2006/main">
+              <a:graphicData uri="http://schemas.openxmlformats.org/drawingml/2006/picture">
+                <pic:pic xmlns:pic="http://schemas.openxmlformats.org/drawingml/2006/picture">
+                  <pic:nvPicPr>
+                    <pic:cNvPr id="1" name=""/>
+                    <pic:cNvPicPr/>
+                  </pic:nvPicPr>
+                  <pic:blipFill>
+                    <a:blip r:embed="rId9"/>
+                    <a:stretch>
+                      <a:fillRect/>
+                    </a:stretch>
+                  </pic:blipFill>
+                  <pic:spPr>
+                    <a:xfrm>
+                      <a:off x="0" y="0"/>
+                      <a:ext cx="6645910" cy="2773045"/>
+                    </a:xfrm>
+                    <a:prstGeom prst="rect">
+                      <a:avLst/>
+                    </a:prstGeom>
+                  </pic:spPr>
+                </pic:pic>
+              </a:graphicData>
+            </a:graphic>
+          </wp:inline>
+        </w:drawing>
+      </w:r>
+    </w:p>
+    <w:p>
+      <w:pPr>
+        <w:jc w:val="both"/>
+        <w:rPr>
+          <w:rStyle w:val="Strong"/>
+        </w:rPr>
+      </w:pPr>
+      <w:r>
+        <w:rPr>
+          <w:sz w:val="32"/>
+          <w:szCs w:val="32"/>
+        </w:rPr>
+        <w:t>2.</w:t>
+      </w:r>
+      <w:r>
+        <w:rPr>
+          <w:sz w:val="32"/>
+          <w:szCs w:val="32"/>
+        </w:rPr>
+        <w:t xml:space="preserve"> </w:t>
+      </w:r>
+      <w:r>
+        <w:rPr>
+          <w:highlight w:val="yellow"/>
+        </w:rPr>
+        <w:t xml:space="preserve">The optimal number of epochs for VGG16 is </w:t>
+      </w:r>
+      <w:r>
+        <w:rPr>
+          <w:rStyle w:val="Strong"/>
+          <w:highlight w:val="yellow"/>
+        </w:rPr>
+        <w:t>15</w:t>
+      </w:r>
+    </w:p>
+    <w:p>
+      <w:pPr>
+        <w:jc w:val="both"/>
+        <w:rPr>
+          <w:rStyle w:val="Strong"/>
+          <w:b w:val="0"/>
+          <w:bCs w:val="0"/>
+          <w:sz w:val="32"/>
+          <w:szCs w:val="32"/>
+        </w:rPr>
+      </w:pPr>
+      <w:r>
+        <w:rPr>
+          <w:rStyle w:val="Strong"/>
+          <w:b w:val="0"/>
+          <w:bCs w:val="0"/>
+          <w:sz w:val="32"/>
+          <w:szCs w:val="32"/>
+        </w:rPr>
+        <w:t>3.</w:t>
+      </w:r>
+      <w:r>
+        <w:rPr>
+          <w:rStyle w:val="Strong"/>
+          <w:b w:val="0"/>
+          <w:bCs w:val="0"/>
+          <w:sz w:val="32"/>
+          <w:szCs w:val="32"/>
+        </w:rPr>
+        <w:t xml:space="preserve"> </w:t>
+      </w:r>
+      <w:r>
+        <w:rPr>
+          <w:rStyle w:val="Strong"/>
+          <w:b w:val="0"/>
+          <w:bCs w:val="0"/>
+          <w:sz w:val="32"/>
+          <w:szCs w:val="32"/>
+        </w:rPr>
+        <w:drawing>
+          <wp:inline distT="0" distB="0" distL="0" distR="0" wp14:anchorId="7BF0DBA9" wp14:editId="7FFE5966">
+            <wp:extent cx="6645910" cy="1292225"/>
+            <wp:effectExtent l="0" t="0" r="2540" b="3175"/>
+            <wp:docPr id="8" name="Picture 8"/>
+            <wp:cNvGraphicFramePr>
+              <a:graphicFrameLocks xmlns:a="http://schemas.openxmlformats.org/drawingml/2006/main" noChangeAspect="1"/>
+            </wp:cNvGraphicFramePr>
+            <a:graphic xmlns:a="http://schemas.openxmlformats.org/drawingml/2006/main">
+              <a:graphicData uri="http://schemas.openxmlformats.org/drawingml/2006/picture">
+                <pic:pic xmlns:pic="http://schemas.openxmlformats.org/drawingml/2006/picture">
+                  <pic:nvPicPr>
+                    <pic:cNvPr id="1" name=""/>
+                    <pic:cNvPicPr/>
+                  </pic:nvPicPr>
+                  <pic:blipFill>
+                    <a:blip r:embed="rId10"/>
+                    <a:stretch>
+                      <a:fillRect/>
+                    </a:stretch>
+                  </pic:blipFill>
+                  <pic:spPr>
+                    <a:xfrm>
+                      <a:off x="0" y="0"/>
+                      <a:ext cx="6645910" cy="1292225"/>
+                    </a:xfrm>
+                    <a:prstGeom prst="rect">
+                      <a:avLst/>
+                    </a:prstGeom>
+                  </pic:spPr>
+                </pic:pic>
+              </a:graphicData>
+            </a:graphic>
+          </wp:inline>
+        </w:drawing>
+      </w:r>
+    </w:p>
+    <w:p>
+      <w:pPr>
+        <w:jc w:val="both"/>
+        <w:rPr>
+          <w:rStyle w:val="Strong"/>
+          <w:b w:val="0"/>
+          <w:bCs w:val="0"/>
+          <w:sz w:val="32"/>
+          <w:szCs w:val="32"/>
+        </w:rPr>
+      </w:pPr>
+      <w:r>
+        <w:rPr>
+          <w:rStyle w:val="Strong"/>
+          <w:b w:val="0"/>
+          <w:bCs w:val="0"/>
+          <w:sz w:val="32"/>
+          <w:szCs w:val="32"/>
+        </w:rPr>
+        <w:lastRenderedPageBreak/>
+        <w:t>4.</w:t>
+      </w:r>
+      <w:r>
+        <w:rPr>
+          <w:rStyle w:val="Strong"/>
+          <w:b w:val="0"/>
+          <w:bCs w:val="0"/>
+          <w:sz w:val="32"/>
+          <w:szCs w:val="32"/>
+        </w:rPr>
+        <w:t xml:space="preserve"> </w:t>
+      </w:r>
+      <w:r>
+        <w:rPr>
+          <w:rStyle w:val="Strong"/>
+          <w:b w:val="0"/>
+          <w:bCs w:val="0"/>
+          <w:sz w:val="32"/>
+          <w:szCs w:val="32"/>
+        </w:rPr>
+        <w:drawing>
+          <wp:inline distT="0" distB="0" distL="0" distR="0" wp14:anchorId="43022D88" wp14:editId="0A9CE430">
+            <wp:extent cx="6645910" cy="2743200"/>
+            <wp:effectExtent l="0" t="0" r="2540" b="0"/>
+            <wp:docPr id="9" name="Picture 9"/>
+            <wp:cNvGraphicFramePr>
+              <a:graphicFrameLocks xmlns:a="http://schemas.openxmlformats.org/drawingml/2006/main" noChangeAspect="1"/>
+            </wp:cNvGraphicFramePr>
+            <a:graphic xmlns:a="http://schemas.openxmlformats.org/drawingml/2006/main">
+              <a:graphicData uri="http://schemas.openxmlformats.org/drawingml/2006/picture">
+                <pic:pic xmlns:pic="http://schemas.openxmlformats.org/drawingml/2006/picture">
+                  <pic:nvPicPr>
+                    <pic:cNvPr id="1" name=""/>
+                    <pic:cNvPicPr/>
+                  </pic:nvPicPr>
+                  <pic:blipFill>
+                    <a:blip r:embed="rId11"/>
+                    <a:stretch>
+                      <a:fillRect/>
+                    </a:stretch>
+                  </pic:blipFill>
+                  <pic:spPr>
+                    <a:xfrm>
+                      <a:off x="0" y="0"/>
+                      <a:ext cx="6645910" cy="2743200"/>
+                    </a:xfrm>
+                    <a:prstGeom prst="rect">
+                      <a:avLst/>
+                    </a:prstGeom>
+                  </pic:spPr>
+                </pic:pic>
+              </a:graphicData>
+            </a:graphic>
+          </wp:inline>
+        </w:drawing>
       </w:r>
     </w:p>
     <w:p>
@@ -1148,6 +1528,17 @@
     <w:semiHidden/>
     <w:unhideWhenUsed/>
   </w:style>
+  <w:style w:type="character" w:styleId="Strong">
+    <w:name w:val="Strong"/>
+    <w:basedOn w:val="DefaultParagraphFont"/>
+    <w:uiPriority w:val="22"/>
+    <w:qFormat/>
+    <w:rsid w:val="00472EAE"/>
+    <w:rPr>
+      <w:b/>
+      <w:bCs/>
+    </w:rPr>
+  </w:style>
 </w:styles>
 </file>
 

--- a/LABlogbook.docx
+++ b/LABlogbook.docx
@@ -497,177 +497,6 @@
           <w:u w:val="single"/>
         </w:rPr>
       </w:pPr>
-    </w:p>
-    <w:p>
-      <w:pPr>
-        <w:jc w:val="both"/>
-        <w:rPr>
-          <w:sz w:val="44"/>
-          <w:szCs w:val="44"/>
-          <w:u w:val="single"/>
-        </w:rPr>
-      </w:pPr>
-      <w:r>
-        <w:rPr>
-          <w:sz w:val="44"/>
-          <w:szCs w:val="44"/>
-          <w:u w:val="single"/>
-        </w:rPr>
-        <w:t>Lab 5</w:t>
-      </w:r>
-    </w:p>
-    <w:p>
-      <w:pPr>
-        <w:jc w:val="both"/>
-        <w:rPr>
-          <w:sz w:val="44"/>
-          <w:szCs w:val="44"/>
-          <w:u w:val="single"/>
-        </w:rPr>
-      </w:pPr>
-    </w:p>
-    <w:p>
-      <w:pPr>
-        <w:jc w:val="both"/>
-        <w:rPr>
-          <w:sz w:val="44"/>
-          <w:szCs w:val="44"/>
-          <w:u w:val="single"/>
-        </w:rPr>
-      </w:pPr>
-      <w:r>
-        <w:rPr>
-          <w:sz w:val="44"/>
-          <w:szCs w:val="44"/>
-          <w:u w:val="single"/>
-        </w:rPr>
-        <w:t>Lab 6</w:t>
-      </w:r>
-    </w:p>
-    <w:p>
-      <w:pPr>
-        <w:jc w:val="both"/>
-        <w:rPr>
-          <w:sz w:val="44"/>
-          <w:szCs w:val="44"/>
-          <w:u w:val="single"/>
-        </w:rPr>
-      </w:pPr>
-    </w:p>
-    <w:p>
-      <w:pPr>
-        <w:jc w:val="both"/>
-        <w:rPr>
-          <w:sz w:val="44"/>
-          <w:szCs w:val="44"/>
-          <w:u w:val="single"/>
-        </w:rPr>
-      </w:pPr>
-    </w:p>
-    <w:p>
-      <w:pPr>
-        <w:jc w:val="both"/>
-        <w:rPr>
-          <w:sz w:val="44"/>
-          <w:szCs w:val="44"/>
-          <w:u w:val="single"/>
-        </w:rPr>
-      </w:pPr>
-    </w:p>
-    <w:p>
-      <w:pPr>
-        <w:jc w:val="both"/>
-        <w:rPr>
-          <w:sz w:val="44"/>
-          <w:szCs w:val="44"/>
-          <w:u w:val="single"/>
-        </w:rPr>
-      </w:pPr>
-    </w:p>
-    <w:p>
-      <w:pPr>
-        <w:jc w:val="both"/>
-        <w:rPr>
-          <w:sz w:val="44"/>
-          <w:szCs w:val="44"/>
-          <w:u w:val="single"/>
-        </w:rPr>
-      </w:pPr>
-    </w:p>
-    <w:p>
-      <w:pPr>
-        <w:jc w:val="both"/>
-        <w:rPr>
-          <w:sz w:val="44"/>
-          <w:szCs w:val="44"/>
-          <w:u w:val="single"/>
-        </w:rPr>
-      </w:pPr>
-    </w:p>
-    <w:p>
-      <w:pPr>
-        <w:jc w:val="both"/>
-        <w:rPr>
-          <w:sz w:val="44"/>
-          <w:szCs w:val="44"/>
-          <w:u w:val="single"/>
-        </w:rPr>
-      </w:pPr>
-    </w:p>
-    <w:p>
-      <w:pPr>
-        <w:jc w:val="both"/>
-        <w:rPr>
-          <w:sz w:val="44"/>
-          <w:szCs w:val="44"/>
-          <w:u w:val="single"/>
-        </w:rPr>
-      </w:pPr>
-    </w:p>
-    <w:p>
-      <w:pPr>
-        <w:jc w:val="both"/>
-        <w:rPr>
-          <w:sz w:val="44"/>
-          <w:szCs w:val="44"/>
-          <w:u w:val="single"/>
-        </w:rPr>
-      </w:pPr>
-      <w:r>
-        <w:rPr>
-          <w:sz w:val="44"/>
-          <w:szCs w:val="44"/>
-          <w:u w:val="single"/>
-        </w:rPr>
-        <w:lastRenderedPageBreak/>
-        <w:t>Lab 7</w:t>
-      </w:r>
-    </w:p>
-    <w:p>
-      <w:pPr>
-        <w:jc w:val="both"/>
-        <w:rPr>
-          <w:sz w:val="32"/>
-          <w:szCs w:val="32"/>
-        </w:rPr>
-      </w:pPr>
-      <w:r>
-        <w:rPr>
-          <w:sz w:val="32"/>
-          <w:szCs w:val="32"/>
-        </w:rPr>
-        <w:t>1.</w:t>
-      </w:r>
-    </w:p>
-    <w:p>
-      <w:pPr>
-        <w:jc w:val="both"/>
-        <w:rPr>
-          <w:sz w:val="44"/>
-          <w:szCs w:val="44"/>
-          <w:u w:val="single"/>
-        </w:rPr>
-      </w:pPr>
       <w:r>
         <w:rPr>
           <w:sz w:val="44"/>
@@ -675,10 +504,10 @@
           <w:u w:val="single"/>
         </w:rPr>
         <w:drawing>
-          <wp:inline distT="0" distB="0" distL="0" distR="0" wp14:anchorId="63A492E8" wp14:editId="1E6E225D">
-            <wp:extent cx="6645910" cy="2603500"/>
-            <wp:effectExtent l="0" t="0" r="2540" b="6350"/>
-            <wp:docPr id="5" name="Picture 5"/>
+          <wp:inline distT="0" distB="0" distL="0" distR="0" wp14:anchorId="6E3A3D45" wp14:editId="4A2818A6">
+            <wp:extent cx="6645910" cy="3012440"/>
+            <wp:effectExtent l="0" t="0" r="2540" b="0"/>
+            <wp:docPr id="6" name="Picture 6"/>
             <wp:cNvGraphicFramePr>
               <a:graphicFrameLocks xmlns:a="http://schemas.openxmlformats.org/drawingml/2006/main" noChangeAspect="1"/>
             </wp:cNvGraphicFramePr>
@@ -698,7 +527,7 @@
                   <pic:spPr>
                     <a:xfrm>
                       <a:off x="0" y="0"/>
-                      <a:ext cx="6645910" cy="2603500"/>
+                      <a:ext cx="6645910" cy="3012440"/>
                     </a:xfrm>
                     <a:prstGeom prst="rect">
                       <a:avLst/>
@@ -726,11 +555,172 @@
           <w:szCs w:val="44"/>
           <w:u w:val="single"/>
         </w:rPr>
+        <w:t>Lab 5</w:t>
+      </w:r>
+    </w:p>
+    <w:p>
+      <w:pPr>
+        <w:jc w:val="both"/>
+        <w:rPr>
+          <w:sz w:val="44"/>
+          <w:szCs w:val="44"/>
+          <w:u w:val="single"/>
+        </w:rPr>
+      </w:pPr>
+    </w:p>
+    <w:p>
+      <w:pPr>
+        <w:jc w:val="both"/>
+        <w:rPr>
+          <w:sz w:val="44"/>
+          <w:szCs w:val="44"/>
+          <w:u w:val="single"/>
+        </w:rPr>
+      </w:pPr>
+      <w:r>
+        <w:rPr>
+          <w:sz w:val="44"/>
+          <w:szCs w:val="44"/>
+          <w:u w:val="single"/>
+        </w:rPr>
+        <w:t>Lab 6</w:t>
+      </w:r>
+    </w:p>
+    <w:p>
+      <w:pPr>
+        <w:jc w:val="both"/>
+        <w:rPr>
+          <w:sz w:val="44"/>
+          <w:szCs w:val="44"/>
+          <w:u w:val="single"/>
+        </w:rPr>
+      </w:pPr>
+    </w:p>
+    <w:p>
+      <w:pPr>
+        <w:jc w:val="both"/>
+        <w:rPr>
+          <w:sz w:val="44"/>
+          <w:szCs w:val="44"/>
+          <w:u w:val="single"/>
+        </w:rPr>
+      </w:pPr>
+    </w:p>
+    <w:p>
+      <w:pPr>
+        <w:jc w:val="both"/>
+        <w:rPr>
+          <w:sz w:val="44"/>
+          <w:szCs w:val="44"/>
+          <w:u w:val="single"/>
+        </w:rPr>
+      </w:pPr>
+    </w:p>
+    <w:p>
+      <w:pPr>
+        <w:jc w:val="both"/>
+        <w:rPr>
+          <w:sz w:val="44"/>
+          <w:szCs w:val="44"/>
+          <w:u w:val="single"/>
+        </w:rPr>
+      </w:pPr>
+    </w:p>
+    <w:p>
+      <w:pPr>
+        <w:jc w:val="both"/>
+        <w:rPr>
+          <w:sz w:val="44"/>
+          <w:szCs w:val="44"/>
+          <w:u w:val="single"/>
+        </w:rPr>
+      </w:pPr>
+    </w:p>
+    <w:p>
+      <w:pPr>
+        <w:jc w:val="both"/>
+        <w:rPr>
+          <w:sz w:val="44"/>
+          <w:szCs w:val="44"/>
+          <w:u w:val="single"/>
+        </w:rPr>
+      </w:pPr>
+    </w:p>
+    <w:p>
+      <w:pPr>
+        <w:jc w:val="both"/>
+        <w:rPr>
+          <w:sz w:val="44"/>
+          <w:szCs w:val="44"/>
+          <w:u w:val="single"/>
+        </w:rPr>
+      </w:pPr>
+    </w:p>
+    <w:p>
+      <w:pPr>
+        <w:jc w:val="both"/>
+        <w:rPr>
+          <w:sz w:val="44"/>
+          <w:szCs w:val="44"/>
+          <w:u w:val="single"/>
+        </w:rPr>
+      </w:pPr>
+    </w:p>
+    <w:p>
+      <w:pPr>
+        <w:jc w:val="both"/>
+        <w:rPr>
+          <w:sz w:val="44"/>
+          <w:szCs w:val="44"/>
+          <w:u w:val="single"/>
+        </w:rPr>
+      </w:pPr>
+      <w:r>
+        <w:rPr>
+          <w:sz w:val="44"/>
+          <w:szCs w:val="44"/>
+          <w:u w:val="single"/>
+        </w:rPr>
+        <w:t>Lab 7</w:t>
+      </w:r>
+    </w:p>
+    <w:p>
+      <w:pPr>
+        <w:jc w:val="both"/>
+        <w:rPr>
+          <w:sz w:val="32"/>
+          <w:szCs w:val="32"/>
+        </w:rPr>
+      </w:pPr>
+      <w:r>
+        <w:rPr>
+          <w:sz w:val="32"/>
+          <w:szCs w:val="32"/>
+        </w:rPr>
+        <w:t>1.</w:t>
+      </w:r>
+    </w:p>
+    <w:p>
+      <w:pPr>
+        <w:jc w:val="both"/>
+        <w:rPr>
+          <w:sz w:val="44"/>
+          <w:szCs w:val="44"/>
+          <w:u w:val="single"/>
+        </w:rPr>
+      </w:pPr>
+      <w:r>
+        <w:rPr>
+          <w:noProof/>
+          <w:sz w:val="44"/>
+          <w:szCs w:val="44"/>
+          <w:u w:val="single"/>
+        </w:rPr>
         <w:drawing>
-          <wp:inline distT="0" distB="0" distL="0" distR="0" wp14:anchorId="21E334D5" wp14:editId="1DF54322">
-            <wp:extent cx="6645910" cy="2773045"/>
-            <wp:effectExtent l="0" t="0" r="2540" b="8255"/>
-            <wp:docPr id="7" name="Picture 7"/>
+          <wp:inline distT="0" distB="0" distL="0" distR="0" wp14:anchorId="63A492E8" wp14:editId="1E6E225D">
+            <wp:extent cx="6645910" cy="2603500"/>
+            <wp:effectExtent l="0" t="0" r="2540" b="6350"/>
+            <wp:docPr id="5" name="Picture 5"/>
             <wp:cNvGraphicFramePr>
               <a:graphicFrameLocks xmlns:a="http://schemas.openxmlformats.org/drawingml/2006/main" noChangeAspect="1"/>
             </wp:cNvGraphicFramePr>
@@ -750,7 +740,7 @@
                   <pic:spPr>
                     <a:xfrm>
                       <a:off x="0" y="0"/>
-                      <a:ext cx="6645910" cy="2773045"/>
+                      <a:ext cx="6645910" cy="2603500"/>
                     </a:xfrm>
                     <a:prstGeom prst="rect">
                       <a:avLst/>
@@ -767,81 +757,23 @@
       <w:pPr>
         <w:jc w:val="both"/>
         <w:rPr>
-          <w:rStyle w:val="Strong"/>
-        </w:rPr>
-      </w:pPr>
-      <w:r>
-        <w:rPr>
-          <w:sz w:val="32"/>
-          <w:szCs w:val="32"/>
-        </w:rPr>
-        <w:t>2.</w:t>
-      </w:r>
-      <w:r>
-        <w:rPr>
-          <w:sz w:val="32"/>
-          <w:szCs w:val="32"/>
-        </w:rPr>
-        <w:t xml:space="preserve"> </w:t>
-      </w:r>
-      <w:r>
-        <w:rPr>
-          <w:highlight w:val="yellow"/>
-        </w:rPr>
-        <w:t xml:space="preserve">The optimal number of epochs for VGG16 is </w:t>
-      </w:r>
-      <w:r>
-        <w:rPr>
-          <w:rStyle w:val="Strong"/>
-          <w:highlight w:val="yellow"/>
-        </w:rPr>
-        <w:t>15</w:t>
-      </w:r>
-    </w:p>
-    <w:p>
-      <w:pPr>
-        <w:jc w:val="both"/>
-        <w:rPr>
-          <w:rStyle w:val="Strong"/>
-          <w:b w:val="0"/>
-          <w:bCs w:val="0"/>
-          <w:sz w:val="32"/>
-          <w:szCs w:val="32"/>
-        </w:rPr>
-      </w:pPr>
-      <w:r>
-        <w:rPr>
-          <w:rStyle w:val="Strong"/>
-          <w:b w:val="0"/>
-          <w:bCs w:val="0"/>
-          <w:sz w:val="32"/>
-          <w:szCs w:val="32"/>
-        </w:rPr>
-        <w:t>3.</w:t>
-      </w:r>
-      <w:r>
-        <w:rPr>
-          <w:rStyle w:val="Strong"/>
-          <w:b w:val="0"/>
-          <w:bCs w:val="0"/>
-          <w:sz w:val="32"/>
-          <w:szCs w:val="32"/>
-        </w:rPr>
-        <w:t xml:space="preserve"> </w:t>
-      </w:r>
-      <w:r>
-        <w:rPr>
-          <w:rStyle w:val="Strong"/>
-          <w:b w:val="0"/>
-          <w:bCs w:val="0"/>
-          <w:sz w:val="32"/>
-          <w:szCs w:val="32"/>
+          <w:sz w:val="44"/>
+          <w:szCs w:val="44"/>
+          <w:u w:val="single"/>
+        </w:rPr>
+      </w:pPr>
+      <w:r>
+        <w:rPr>
+          <w:noProof/>
+          <w:sz w:val="44"/>
+          <w:szCs w:val="44"/>
+          <w:u w:val="single"/>
         </w:rPr>
         <w:drawing>
-          <wp:inline distT="0" distB="0" distL="0" distR="0" wp14:anchorId="7BF0DBA9" wp14:editId="7FFE5966">
-            <wp:extent cx="6645910" cy="1292225"/>
-            <wp:effectExtent l="0" t="0" r="2540" b="3175"/>
-            <wp:docPr id="8" name="Picture 8"/>
+          <wp:inline distT="0" distB="0" distL="0" distR="0" wp14:anchorId="21E334D5" wp14:editId="1DF54322">
+            <wp:extent cx="6645910" cy="2773045"/>
+            <wp:effectExtent l="0" t="0" r="2540" b="8255"/>
+            <wp:docPr id="7" name="Picture 7"/>
             <wp:cNvGraphicFramePr>
               <a:graphicFrameLocks xmlns:a="http://schemas.openxmlformats.org/drawingml/2006/main" noChangeAspect="1"/>
             </wp:cNvGraphicFramePr>
@@ -861,6 +793,119 @@
                   <pic:spPr>
                     <a:xfrm>
                       <a:off x="0" y="0"/>
+                      <a:ext cx="6645910" cy="2773045"/>
+                    </a:xfrm>
+                    <a:prstGeom prst="rect">
+                      <a:avLst/>
+                    </a:prstGeom>
+                  </pic:spPr>
+                </pic:pic>
+              </a:graphicData>
+            </a:graphic>
+          </wp:inline>
+        </w:drawing>
+      </w:r>
+    </w:p>
+    <w:p>
+      <w:pPr>
+        <w:jc w:val="both"/>
+        <w:rPr>
+          <w:rStyle w:val="Strong"/>
+        </w:rPr>
+      </w:pPr>
+      <w:r>
+        <w:rPr>
+          <w:sz w:val="32"/>
+          <w:szCs w:val="32"/>
+        </w:rPr>
+        <w:t>2.</w:t>
+      </w:r>
+      <w:r>
+        <w:rPr>
+          <w:sz w:val="32"/>
+          <w:szCs w:val="32"/>
+        </w:rPr>
+        <w:t xml:space="preserve"> </w:t>
+      </w:r>
+      <w:r>
+        <w:rPr>
+          <w:highlight w:val="yellow"/>
+        </w:rPr>
+        <w:t xml:space="preserve">The optimal number of epochs for VGG16 is </w:t>
+      </w:r>
+      <w:r>
+        <w:rPr>
+          <w:rStyle w:val="Strong"/>
+          <w:highlight w:val="yellow"/>
+        </w:rPr>
+        <w:t>15</w:t>
+      </w:r>
+    </w:p>
+    <w:p>
+      <w:pPr>
+        <w:jc w:val="both"/>
+        <w:rPr>
+          <w:rStyle w:val="Strong"/>
+          <w:b w:val="0"/>
+          <w:bCs w:val="0"/>
+          <w:sz w:val="32"/>
+          <w:szCs w:val="32"/>
+        </w:rPr>
+      </w:pPr>
+      <w:r>
+        <w:rPr>
+          <w:rStyle w:val="Strong"/>
+          <w:b w:val="0"/>
+          <w:bCs w:val="0"/>
+          <w:sz w:val="32"/>
+          <w:szCs w:val="32"/>
+        </w:rPr>
+        <w:lastRenderedPageBreak/>
+        <w:t>3.</w:t>
+      </w:r>
+      <w:r>
+        <w:rPr>
+          <w:rStyle w:val="Strong"/>
+          <w:b w:val="0"/>
+          <w:bCs w:val="0"/>
+          <w:sz w:val="32"/>
+          <w:szCs w:val="32"/>
+        </w:rPr>
+        <w:t xml:space="preserve"> </w:t>
+      </w:r>
+      <w:r>
+        <w:rPr>
+          <w:rStyle w:val="Strong"/>
+          <w:b w:val="0"/>
+          <w:bCs w:val="0"/>
+          <w:noProof/>
+          <w:sz w:val="32"/>
+          <w:szCs w:val="32"/>
+        </w:rPr>
+        <w:drawing>
+          <wp:inline distT="0" distB="0" distL="0" distR="0" wp14:anchorId="7BF0DBA9" wp14:editId="7FFE5966">
+            <wp:extent cx="6645910" cy="1292225"/>
+            <wp:effectExtent l="0" t="0" r="2540" b="3175"/>
+            <wp:docPr id="8" name="Picture 8"/>
+            <wp:cNvGraphicFramePr>
+              <a:graphicFrameLocks xmlns:a="http://schemas.openxmlformats.org/drawingml/2006/main" noChangeAspect="1"/>
+            </wp:cNvGraphicFramePr>
+            <a:graphic xmlns:a="http://schemas.openxmlformats.org/drawingml/2006/main">
+              <a:graphicData uri="http://schemas.openxmlformats.org/drawingml/2006/picture">
+                <pic:pic xmlns:pic="http://schemas.openxmlformats.org/drawingml/2006/picture">
+                  <pic:nvPicPr>
+                    <pic:cNvPr id="1" name=""/>
+                    <pic:cNvPicPr/>
+                  </pic:nvPicPr>
+                  <pic:blipFill>
+                    <a:blip r:embed="rId11"/>
+                    <a:stretch>
+                      <a:fillRect/>
+                    </a:stretch>
+                  </pic:blipFill>
+                  <pic:spPr>
+                    <a:xfrm>
+                      <a:off x="0" y="0"/>
                       <a:ext cx="6645910" cy="1292225"/>
                     </a:xfrm>
                     <a:prstGeom prst="rect">
@@ -893,7 +938,6 @@
           <w:sz w:val="32"/>
           <w:szCs w:val="32"/>
         </w:rPr>
-        <w:lastRenderedPageBreak/>
         <w:t>4.</w:t>
       </w:r>
       <w:r>
@@ -911,6 +955,7 @@
           <w:rStyle w:val="Strong"/>
           <w:b w:val="0"/>
           <w:bCs w:val="0"/>
+          <w:noProof/>
           <w:sz w:val="32"/>
           <w:szCs w:val="32"/>
         </w:rPr>
@@ -930,7 +975,7 @@
                     <pic:cNvPicPr/>
                   </pic:nvPicPr>
                   <pic:blipFill>
-                    <a:blip r:embed="rId11"/>
+                    <a:blip r:embed="rId12"/>
                     <a:stretch>
                       <a:fillRect/>
                     </a:stretch>

--- a/LABlogbook.docx
+++ b/LABlogbook.docx
@@ -499,6 +499,7 @@
       </w:pPr>
       <w:r>
         <w:rPr>
+          <w:noProof/>
           <w:sz w:val="44"/>
           <w:szCs w:val="44"/>
           <w:u w:val="single"/>
@@ -549,12 +550,63 @@
           <w:u w:val="single"/>
         </w:rPr>
       </w:pPr>
-      <w:r>
-        <w:rPr>
-          <w:sz w:val="44"/>
-          <w:szCs w:val="44"/>
-          <w:u w:val="single"/>
-        </w:rPr>
+    </w:p>
+    <w:p>
+      <w:pPr>
+        <w:jc w:val="both"/>
+        <w:rPr>
+          <w:sz w:val="44"/>
+          <w:szCs w:val="44"/>
+          <w:u w:val="single"/>
+        </w:rPr>
+      </w:pPr>
+    </w:p>
+    <w:p>
+      <w:pPr>
+        <w:jc w:val="both"/>
+        <w:rPr>
+          <w:sz w:val="44"/>
+          <w:szCs w:val="44"/>
+          <w:u w:val="single"/>
+        </w:rPr>
+      </w:pPr>
+    </w:p>
+    <w:p>
+      <w:pPr>
+        <w:jc w:val="both"/>
+        <w:rPr>
+          <w:sz w:val="44"/>
+          <w:szCs w:val="44"/>
+          <w:u w:val="single"/>
+        </w:rPr>
+      </w:pPr>
+    </w:p>
+    <w:p>
+      <w:pPr>
+        <w:jc w:val="both"/>
+        <w:rPr>
+          <w:sz w:val="44"/>
+          <w:szCs w:val="44"/>
+          <w:u w:val="single"/>
+        </w:rPr>
+      </w:pPr>
+    </w:p>
+    <w:p>
+      <w:pPr>
+        <w:jc w:val="both"/>
+        <w:rPr>
+          <w:sz w:val="44"/>
+          <w:szCs w:val="44"/>
+          <w:u w:val="single"/>
+        </w:rPr>
+      </w:pPr>
+      <w:r>
+        <w:rPr>
+          <w:sz w:val="44"/>
+          <w:szCs w:val="44"/>
+          <w:u w:val="single"/>
+        </w:rPr>
+        <w:lastRenderedPageBreak/>
         <w:t>Lab 5</w:t>
       </w:r>
     </w:p>
@@ -567,160 +619,17 @@
           <w:u w:val="single"/>
         </w:rPr>
       </w:pPr>
-    </w:p>
-    <w:p>
-      <w:pPr>
-        <w:jc w:val="both"/>
-        <w:rPr>
-          <w:sz w:val="44"/>
-          <w:szCs w:val="44"/>
-          <w:u w:val="single"/>
-        </w:rPr>
-      </w:pPr>
-      <w:r>
-        <w:rPr>
-          <w:sz w:val="44"/>
-          <w:szCs w:val="44"/>
-          <w:u w:val="single"/>
-        </w:rPr>
-        <w:t>Lab 6</w:t>
-      </w:r>
-    </w:p>
-    <w:p>
-      <w:pPr>
-        <w:jc w:val="both"/>
-        <w:rPr>
-          <w:sz w:val="44"/>
-          <w:szCs w:val="44"/>
-          <w:u w:val="single"/>
-        </w:rPr>
-      </w:pPr>
-    </w:p>
-    <w:p>
-      <w:pPr>
-        <w:jc w:val="both"/>
-        <w:rPr>
-          <w:sz w:val="44"/>
-          <w:szCs w:val="44"/>
-          <w:u w:val="single"/>
-        </w:rPr>
-      </w:pPr>
-    </w:p>
-    <w:p>
-      <w:pPr>
-        <w:jc w:val="both"/>
-        <w:rPr>
-          <w:sz w:val="44"/>
-          <w:szCs w:val="44"/>
-          <w:u w:val="single"/>
-        </w:rPr>
-      </w:pPr>
-    </w:p>
-    <w:p>
-      <w:pPr>
-        <w:jc w:val="both"/>
-        <w:rPr>
-          <w:sz w:val="44"/>
-          <w:szCs w:val="44"/>
-          <w:u w:val="single"/>
-        </w:rPr>
-      </w:pPr>
-    </w:p>
-    <w:p>
-      <w:pPr>
-        <w:jc w:val="both"/>
-        <w:rPr>
-          <w:sz w:val="44"/>
-          <w:szCs w:val="44"/>
-          <w:u w:val="single"/>
-        </w:rPr>
-      </w:pPr>
-    </w:p>
-    <w:p>
-      <w:pPr>
-        <w:jc w:val="both"/>
-        <w:rPr>
-          <w:sz w:val="44"/>
-          <w:szCs w:val="44"/>
-          <w:u w:val="single"/>
-        </w:rPr>
-      </w:pPr>
-    </w:p>
-    <w:p>
-      <w:pPr>
-        <w:jc w:val="both"/>
-        <w:rPr>
-          <w:sz w:val="44"/>
-          <w:szCs w:val="44"/>
-          <w:u w:val="single"/>
-        </w:rPr>
-      </w:pPr>
-    </w:p>
-    <w:p>
-      <w:pPr>
-        <w:jc w:val="both"/>
-        <w:rPr>
-          <w:sz w:val="44"/>
-          <w:szCs w:val="44"/>
-          <w:u w:val="single"/>
-        </w:rPr>
-      </w:pPr>
-    </w:p>
-    <w:p>
-      <w:pPr>
-        <w:jc w:val="both"/>
-        <w:rPr>
-          <w:sz w:val="44"/>
-          <w:szCs w:val="44"/>
-          <w:u w:val="single"/>
-        </w:rPr>
-      </w:pPr>
-      <w:r>
-        <w:rPr>
-          <w:sz w:val="44"/>
-          <w:szCs w:val="44"/>
-          <w:u w:val="single"/>
-        </w:rPr>
-        <w:t>Lab 7</w:t>
-      </w:r>
-    </w:p>
-    <w:p>
-      <w:pPr>
-        <w:jc w:val="both"/>
-        <w:rPr>
-          <w:sz w:val="32"/>
-          <w:szCs w:val="32"/>
-        </w:rPr>
-      </w:pPr>
-      <w:r>
-        <w:rPr>
-          <w:sz w:val="32"/>
-          <w:szCs w:val="32"/>
-        </w:rPr>
-        <w:t>1.</w:t>
-      </w:r>
-    </w:p>
-    <w:p>
-      <w:pPr>
-        <w:jc w:val="both"/>
-        <w:rPr>
-          <w:sz w:val="44"/>
-          <w:szCs w:val="44"/>
-          <w:u w:val="single"/>
-        </w:rPr>
-      </w:pPr>
-      <w:r>
-        <w:rPr>
-          <w:noProof/>
+      <w:r>
+        <w:rPr>
           <w:sz w:val="44"/>
           <w:szCs w:val="44"/>
           <w:u w:val="single"/>
         </w:rPr>
         <w:drawing>
-          <wp:inline distT="0" distB="0" distL="0" distR="0" wp14:anchorId="63A492E8" wp14:editId="1E6E225D">
-            <wp:extent cx="6645910" cy="2603500"/>
-            <wp:effectExtent l="0" t="0" r="2540" b="6350"/>
-            <wp:docPr id="5" name="Picture 5"/>
+          <wp:inline distT="0" distB="0" distL="0" distR="0" wp14:anchorId="65B82E20" wp14:editId="55E8410E">
+            <wp:extent cx="6645910" cy="3387725"/>
+            <wp:effectExtent l="0" t="0" r="2540" b="3175"/>
+            <wp:docPr id="10" name="Picture 10"/>
             <wp:cNvGraphicFramePr>
               <a:graphicFrameLocks xmlns:a="http://schemas.openxmlformats.org/drawingml/2006/main" noChangeAspect="1"/>
             </wp:cNvGraphicFramePr>
@@ -740,7 +649,7 @@
                   <pic:spPr>
                     <a:xfrm>
                       <a:off x="0" y="0"/>
-                      <a:ext cx="6645910" cy="2603500"/>
+                      <a:ext cx="6645910" cy="3387725"/>
                     </a:xfrm>
                     <a:prstGeom prst="rect">
                       <a:avLst/>
@@ -762,18 +671,27 @@
           <w:u w:val="single"/>
         </w:rPr>
       </w:pPr>
-      <w:r>
-        <w:rPr>
-          <w:noProof/>
+    </w:p>
+    <w:p>
+      <w:pPr>
+        <w:jc w:val="both"/>
+        <w:rPr>
+          <w:sz w:val="44"/>
+          <w:szCs w:val="44"/>
+          <w:u w:val="single"/>
+        </w:rPr>
+      </w:pPr>
+      <w:r>
+        <w:rPr>
           <w:sz w:val="44"/>
           <w:szCs w:val="44"/>
           <w:u w:val="single"/>
         </w:rPr>
         <w:drawing>
-          <wp:inline distT="0" distB="0" distL="0" distR="0" wp14:anchorId="21E334D5" wp14:editId="1DF54322">
-            <wp:extent cx="6645910" cy="2773045"/>
-            <wp:effectExtent l="0" t="0" r="2540" b="8255"/>
-            <wp:docPr id="7" name="Picture 7"/>
+          <wp:inline distT="0" distB="0" distL="0" distR="0" wp14:anchorId="1E553F8D" wp14:editId="6D70C9B5">
+            <wp:extent cx="6645910" cy="3184525"/>
+            <wp:effectExtent l="0" t="0" r="2540" b="0"/>
+            <wp:docPr id="11" name="Picture 11"/>
             <wp:cNvGraphicFramePr>
               <a:graphicFrameLocks xmlns:a="http://schemas.openxmlformats.org/drawingml/2006/main" noChangeAspect="1"/>
             </wp:cNvGraphicFramePr>
@@ -793,7 +711,7 @@
                   <pic:spPr>
                     <a:xfrm>
                       <a:off x="0" y="0"/>
-                      <a:ext cx="6645910" cy="2773045"/>
+                      <a:ext cx="6645910" cy="3184525"/>
                     </a:xfrm>
                     <a:prstGeom prst="rect">
                       <a:avLst/>
@@ -810,83 +728,214 @@
       <w:pPr>
         <w:jc w:val="both"/>
         <w:rPr>
-          <w:rStyle w:val="Strong"/>
-        </w:rPr>
-      </w:pPr>
-      <w:r>
+          <w:sz w:val="44"/>
+          <w:szCs w:val="44"/>
+          <w:u w:val="single"/>
+        </w:rPr>
+      </w:pPr>
+    </w:p>
+    <w:p>
+      <w:pPr>
+        <w:jc w:val="both"/>
         <w:rPr>
           <w:sz w:val="32"/>
           <w:szCs w:val="32"/>
         </w:rPr>
-        <w:t>2.</w:t>
-      </w:r>
+      </w:pPr>
       <w:r>
         <w:rPr>
           <w:sz w:val="32"/>
           <w:szCs w:val="32"/>
         </w:rPr>
-        <w:t xml:space="preserve"> </w:t>
-      </w:r>
-      <w:r>
-        <w:rPr>
-          <w:highlight w:val="yellow"/>
-        </w:rPr>
-        <w:t xml:space="preserve">The optimal number of epochs for VGG16 is </w:t>
-      </w:r>
-      <w:r>
-        <w:rPr>
-          <w:rStyle w:val="Strong"/>
-          <w:highlight w:val="yellow"/>
-        </w:rPr>
-        <w:t>15</w:t>
-      </w:r>
-    </w:p>
-    <w:p>
-      <w:pPr>
-        <w:jc w:val="both"/>
-        <w:rPr>
-          <w:rStyle w:val="Strong"/>
-          <w:b w:val="0"/>
-          <w:bCs w:val="0"/>
+        <w:t>Optimal number is approximately 12 ep</w:t>
+      </w:r>
+      <w:r>
+        <w:rPr>
           <w:sz w:val="32"/>
           <w:szCs w:val="32"/>
         </w:rPr>
-      </w:pPr>
-      <w:r>
-        <w:rPr>
-          <w:rStyle w:val="Strong"/>
-          <w:b w:val="0"/>
-          <w:bCs w:val="0"/>
+        <w:t>o</w:t>
+      </w:r>
+      <w:r>
+        <w:rPr>
           <w:sz w:val="32"/>
           <w:szCs w:val="32"/>
         </w:rPr>
-        <w:lastRenderedPageBreak/>
-        <w:t>3.</w:t>
-      </w:r>
-      <w:r>
-        <w:rPr>
-          <w:rStyle w:val="Strong"/>
-          <w:b w:val="0"/>
-          <w:bCs w:val="0"/>
+        <w:t>chs</w:t>
+      </w:r>
+    </w:p>
+    <w:p>
+      <w:pPr>
+        <w:jc w:val="both"/>
+        <w:rPr>
           <w:sz w:val="32"/>
           <w:szCs w:val="32"/>
         </w:rPr>
-        <w:t xml:space="preserve"> </w:t>
-      </w:r>
-      <w:r>
-        <w:rPr>
-          <w:rStyle w:val="Strong"/>
-          <w:b w:val="0"/>
-          <w:bCs w:val="0"/>
-          <w:noProof/>
+      </w:pPr>
+    </w:p>
+    <w:p>
+      <w:pPr>
+        <w:jc w:val="both"/>
+        <w:rPr>
           <w:sz w:val="32"/>
           <w:szCs w:val="32"/>
         </w:rPr>
+      </w:pPr>
+    </w:p>
+    <w:p>
+      <w:pPr>
+        <w:jc w:val="both"/>
+        <w:rPr>
+          <w:sz w:val="44"/>
+          <w:szCs w:val="44"/>
+          <w:u w:val="single"/>
+        </w:rPr>
+      </w:pPr>
+      <w:r>
+        <w:rPr>
+          <w:sz w:val="44"/>
+          <w:szCs w:val="44"/>
+          <w:u w:val="single"/>
+        </w:rPr>
+        <w:lastRenderedPageBreak/>
+        <w:t>Lab 6</w:t>
+      </w:r>
+    </w:p>
+    <w:p>
+      <w:pPr>
+        <w:jc w:val="both"/>
+        <w:rPr>
+          <w:sz w:val="44"/>
+          <w:szCs w:val="44"/>
+          <w:u w:val="single"/>
+        </w:rPr>
+      </w:pPr>
+    </w:p>
+    <w:p>
+      <w:pPr>
+        <w:jc w:val="both"/>
+        <w:rPr>
+          <w:sz w:val="44"/>
+          <w:szCs w:val="44"/>
+          <w:u w:val="single"/>
+        </w:rPr>
+      </w:pPr>
+    </w:p>
+    <w:p>
+      <w:pPr>
+        <w:jc w:val="both"/>
+        <w:rPr>
+          <w:sz w:val="44"/>
+          <w:szCs w:val="44"/>
+          <w:u w:val="single"/>
+        </w:rPr>
+      </w:pPr>
+    </w:p>
+    <w:p>
+      <w:pPr>
+        <w:jc w:val="both"/>
+        <w:rPr>
+          <w:sz w:val="44"/>
+          <w:szCs w:val="44"/>
+          <w:u w:val="single"/>
+        </w:rPr>
+      </w:pPr>
+    </w:p>
+    <w:p>
+      <w:pPr>
+        <w:jc w:val="both"/>
+        <w:rPr>
+          <w:sz w:val="44"/>
+          <w:szCs w:val="44"/>
+          <w:u w:val="single"/>
+        </w:rPr>
+      </w:pPr>
+    </w:p>
+    <w:p>
+      <w:pPr>
+        <w:jc w:val="both"/>
+        <w:rPr>
+          <w:sz w:val="44"/>
+          <w:szCs w:val="44"/>
+          <w:u w:val="single"/>
+        </w:rPr>
+      </w:pPr>
+    </w:p>
+    <w:p>
+      <w:pPr>
+        <w:jc w:val="both"/>
+        <w:rPr>
+          <w:sz w:val="44"/>
+          <w:szCs w:val="44"/>
+          <w:u w:val="single"/>
+        </w:rPr>
+      </w:pPr>
+    </w:p>
+    <w:p>
+      <w:pPr>
+        <w:jc w:val="both"/>
+        <w:rPr>
+          <w:sz w:val="44"/>
+          <w:szCs w:val="44"/>
+          <w:u w:val="single"/>
+        </w:rPr>
+      </w:pPr>
+    </w:p>
+    <w:p>
+      <w:pPr>
+        <w:jc w:val="both"/>
+        <w:rPr>
+          <w:sz w:val="44"/>
+          <w:szCs w:val="44"/>
+          <w:u w:val="single"/>
+        </w:rPr>
+      </w:pPr>
+      <w:r>
+        <w:rPr>
+          <w:sz w:val="44"/>
+          <w:szCs w:val="44"/>
+          <w:u w:val="single"/>
+        </w:rPr>
+        <w:t>Lab 7</w:t>
+      </w:r>
+    </w:p>
+    <w:p>
+      <w:pPr>
+        <w:jc w:val="both"/>
+        <w:rPr>
+          <w:sz w:val="32"/>
+          <w:szCs w:val="32"/>
+        </w:rPr>
+      </w:pPr>
+      <w:r>
+        <w:rPr>
+          <w:sz w:val="32"/>
+          <w:szCs w:val="32"/>
+        </w:rPr>
+        <w:t>1.</w:t>
+      </w:r>
+    </w:p>
+    <w:p>
+      <w:pPr>
+        <w:jc w:val="both"/>
+        <w:rPr>
+          <w:sz w:val="44"/>
+          <w:szCs w:val="44"/>
+          <w:u w:val="single"/>
+        </w:rPr>
+      </w:pPr>
+      <w:r>
+        <w:rPr>
+          <w:noProof/>
+          <w:sz w:val="44"/>
+          <w:szCs w:val="44"/>
+          <w:u w:val="single"/>
+        </w:rPr>
         <w:drawing>
-          <wp:inline distT="0" distB="0" distL="0" distR="0" wp14:anchorId="7BF0DBA9" wp14:editId="7FFE5966">
-            <wp:extent cx="6645910" cy="1292225"/>
-            <wp:effectExtent l="0" t="0" r="2540" b="3175"/>
-            <wp:docPr id="8" name="Picture 8"/>
+          <wp:inline distT="0" distB="0" distL="0" distR="0" wp14:anchorId="63A492E8" wp14:editId="1E6E225D">
+            <wp:extent cx="6645910" cy="2603500"/>
+            <wp:effectExtent l="0" t="0" r="2540" b="6350"/>
+            <wp:docPr id="5" name="Picture 5"/>
             <wp:cNvGraphicFramePr>
               <a:graphicFrameLocks xmlns:a="http://schemas.openxmlformats.org/drawingml/2006/main" noChangeAspect="1"/>
             </wp:cNvGraphicFramePr>
@@ -906,7 +955,7 @@
                   <pic:spPr>
                     <a:xfrm>
                       <a:off x="0" y="0"/>
-                      <a:ext cx="6645910" cy="1292225"/>
+                      <a:ext cx="6645910" cy="2603500"/>
                     </a:xfrm>
                     <a:prstGeom prst="rect">
                       <a:avLst/>
@@ -923,47 +972,24 @@
       <w:pPr>
         <w:jc w:val="both"/>
         <w:rPr>
-          <w:rStyle w:val="Strong"/>
-          <w:b w:val="0"/>
-          <w:bCs w:val="0"/>
-          <w:sz w:val="32"/>
-          <w:szCs w:val="32"/>
-        </w:rPr>
-      </w:pPr>
-      <w:r>
-        <w:rPr>
-          <w:rStyle w:val="Strong"/>
-          <w:b w:val="0"/>
-          <w:bCs w:val="0"/>
-          <w:sz w:val="32"/>
-          <w:szCs w:val="32"/>
-        </w:rPr>
-        <w:t>4.</w:t>
-      </w:r>
-      <w:r>
-        <w:rPr>
-          <w:rStyle w:val="Strong"/>
-          <w:b w:val="0"/>
-          <w:bCs w:val="0"/>
-          <w:sz w:val="32"/>
-          <w:szCs w:val="32"/>
-        </w:rPr>
-        <w:t xml:space="preserve"> </w:t>
-      </w:r>
-      <w:r>
-        <w:rPr>
-          <w:rStyle w:val="Strong"/>
-          <w:b w:val="0"/>
-          <w:bCs w:val="0"/>
+          <w:sz w:val="44"/>
+          <w:szCs w:val="44"/>
+          <w:u w:val="single"/>
+        </w:rPr>
+      </w:pPr>
+      <w:r>
+        <w:rPr>
           <w:noProof/>
-          <w:sz w:val="32"/>
-          <w:szCs w:val="32"/>
-        </w:rPr>
+          <w:sz w:val="44"/>
+          <w:szCs w:val="44"/>
+          <w:u w:val="single"/>
+        </w:rPr>
+        <w:lastRenderedPageBreak/>
         <w:drawing>
-          <wp:inline distT="0" distB="0" distL="0" distR="0" wp14:anchorId="43022D88" wp14:editId="0A9CE430">
-            <wp:extent cx="6645910" cy="2743200"/>
-            <wp:effectExtent l="0" t="0" r="2540" b="0"/>
-            <wp:docPr id="9" name="Picture 9"/>
+          <wp:inline distT="0" distB="0" distL="0" distR="0" wp14:anchorId="21E334D5" wp14:editId="1DF54322">
+            <wp:extent cx="6645910" cy="2773045"/>
+            <wp:effectExtent l="0" t="0" r="2540" b="8255"/>
+            <wp:docPr id="7" name="Picture 7"/>
             <wp:cNvGraphicFramePr>
               <a:graphicFrameLocks xmlns:a="http://schemas.openxmlformats.org/drawingml/2006/main" noChangeAspect="1"/>
             </wp:cNvGraphicFramePr>
@@ -983,6 +1009,195 @@
                   <pic:spPr>
                     <a:xfrm>
                       <a:off x="0" y="0"/>
+                      <a:ext cx="6645910" cy="2773045"/>
+                    </a:xfrm>
+                    <a:prstGeom prst="rect">
+                      <a:avLst/>
+                    </a:prstGeom>
+                  </pic:spPr>
+                </pic:pic>
+              </a:graphicData>
+            </a:graphic>
+          </wp:inline>
+        </w:drawing>
+      </w:r>
+    </w:p>
+    <w:p>
+      <w:pPr>
+        <w:jc w:val="both"/>
+        <w:rPr>
+          <w:rStyle w:val="Strong"/>
+        </w:rPr>
+      </w:pPr>
+      <w:r>
+        <w:rPr>
+          <w:sz w:val="32"/>
+          <w:szCs w:val="32"/>
+        </w:rPr>
+        <w:t>2.</w:t>
+      </w:r>
+      <w:r>
+        <w:rPr>
+          <w:sz w:val="32"/>
+          <w:szCs w:val="32"/>
+        </w:rPr>
+        <w:t xml:space="preserve"> </w:t>
+      </w:r>
+      <w:r>
+        <w:rPr>
+          <w:highlight w:val="yellow"/>
+        </w:rPr>
+        <w:t xml:space="preserve">The optimal number of epochs for VGG16 is </w:t>
+      </w:r>
+      <w:r>
+        <w:rPr>
+          <w:rStyle w:val="Strong"/>
+          <w:highlight w:val="yellow"/>
+        </w:rPr>
+        <w:t>15</w:t>
+      </w:r>
+    </w:p>
+    <w:p>
+      <w:pPr>
+        <w:jc w:val="both"/>
+        <w:rPr>
+          <w:rStyle w:val="Strong"/>
+          <w:b w:val="0"/>
+          <w:bCs w:val="0"/>
+          <w:sz w:val="32"/>
+          <w:szCs w:val="32"/>
+        </w:rPr>
+      </w:pPr>
+      <w:r>
+        <w:rPr>
+          <w:rStyle w:val="Strong"/>
+          <w:b w:val="0"/>
+          <w:bCs w:val="0"/>
+          <w:sz w:val="32"/>
+          <w:szCs w:val="32"/>
+        </w:rPr>
+        <w:t>3.</w:t>
+      </w:r>
+      <w:r>
+        <w:rPr>
+          <w:rStyle w:val="Strong"/>
+          <w:b w:val="0"/>
+          <w:bCs w:val="0"/>
+          <w:sz w:val="32"/>
+          <w:szCs w:val="32"/>
+        </w:rPr>
+        <w:t xml:space="preserve"> </w:t>
+      </w:r>
+      <w:r>
+        <w:rPr>
+          <w:rStyle w:val="Strong"/>
+          <w:b w:val="0"/>
+          <w:bCs w:val="0"/>
+          <w:noProof/>
+          <w:sz w:val="32"/>
+          <w:szCs w:val="32"/>
+        </w:rPr>
+        <w:drawing>
+          <wp:inline distT="0" distB="0" distL="0" distR="0" wp14:anchorId="7BF0DBA9" wp14:editId="7FFE5966">
+            <wp:extent cx="6645910" cy="1292225"/>
+            <wp:effectExtent l="0" t="0" r="2540" b="3175"/>
+            <wp:docPr id="8" name="Picture 8"/>
+            <wp:cNvGraphicFramePr>
+              <a:graphicFrameLocks xmlns:a="http://schemas.openxmlformats.org/drawingml/2006/main" noChangeAspect="1"/>
+            </wp:cNvGraphicFramePr>
+            <a:graphic xmlns:a="http://schemas.openxmlformats.org/drawingml/2006/main">
+              <a:graphicData uri="http://schemas.openxmlformats.org/drawingml/2006/picture">
+                <pic:pic xmlns:pic="http://schemas.openxmlformats.org/drawingml/2006/picture">
+                  <pic:nvPicPr>
+                    <pic:cNvPr id="1" name=""/>
+                    <pic:cNvPicPr/>
+                  </pic:nvPicPr>
+                  <pic:blipFill>
+                    <a:blip r:embed="rId13"/>
+                    <a:stretch>
+                      <a:fillRect/>
+                    </a:stretch>
+                  </pic:blipFill>
+                  <pic:spPr>
+                    <a:xfrm>
+                      <a:off x="0" y="0"/>
+                      <a:ext cx="6645910" cy="1292225"/>
+                    </a:xfrm>
+                    <a:prstGeom prst="rect">
+                      <a:avLst/>
+                    </a:prstGeom>
+                  </pic:spPr>
+                </pic:pic>
+              </a:graphicData>
+            </a:graphic>
+          </wp:inline>
+        </w:drawing>
+      </w:r>
+    </w:p>
+    <w:p>
+      <w:pPr>
+        <w:jc w:val="both"/>
+        <w:rPr>
+          <w:rStyle w:val="Strong"/>
+          <w:b w:val="0"/>
+          <w:bCs w:val="0"/>
+          <w:sz w:val="32"/>
+          <w:szCs w:val="32"/>
+        </w:rPr>
+      </w:pPr>
+      <w:r>
+        <w:rPr>
+          <w:rStyle w:val="Strong"/>
+          <w:b w:val="0"/>
+          <w:bCs w:val="0"/>
+          <w:sz w:val="32"/>
+          <w:szCs w:val="32"/>
+        </w:rPr>
+        <w:t>4.</w:t>
+      </w:r>
+      <w:r>
+        <w:rPr>
+          <w:rStyle w:val="Strong"/>
+          <w:b w:val="0"/>
+          <w:bCs w:val="0"/>
+          <w:sz w:val="32"/>
+          <w:szCs w:val="32"/>
+        </w:rPr>
+        <w:t xml:space="preserve"> </w:t>
+      </w:r>
+      <w:r>
+        <w:rPr>
+          <w:rStyle w:val="Strong"/>
+          <w:b w:val="0"/>
+          <w:bCs w:val="0"/>
+          <w:noProof/>
+          <w:sz w:val="32"/>
+          <w:szCs w:val="32"/>
+        </w:rPr>
+        <w:drawing>
+          <wp:inline distT="0" distB="0" distL="0" distR="0" wp14:anchorId="43022D88" wp14:editId="0A9CE430">
+            <wp:extent cx="6645910" cy="2743200"/>
+            <wp:effectExtent l="0" t="0" r="2540" b="0"/>
+            <wp:docPr id="9" name="Picture 9"/>
+            <wp:cNvGraphicFramePr>
+              <a:graphicFrameLocks xmlns:a="http://schemas.openxmlformats.org/drawingml/2006/main" noChangeAspect="1"/>
+            </wp:cNvGraphicFramePr>
+            <a:graphic xmlns:a="http://schemas.openxmlformats.org/drawingml/2006/main">
+              <a:graphicData uri="http://schemas.openxmlformats.org/drawingml/2006/picture">
+                <pic:pic xmlns:pic="http://schemas.openxmlformats.org/drawingml/2006/picture">
+                  <pic:nvPicPr>
+                    <pic:cNvPr id="1" name=""/>
+                    <pic:cNvPicPr/>
+                  </pic:nvPicPr>
+                  <pic:blipFill>
+                    <a:blip r:embed="rId14"/>
+                    <a:stretch>
+                      <a:fillRect/>
+                    </a:stretch>
+                  </pic:blipFill>
+                  <pic:spPr>
+                    <a:xfrm>
+                      <a:off x="0" y="0"/>
                       <a:ext cx="6645910" cy="2743200"/>
                     </a:xfrm>
                     <a:prstGeom prst="rect">
@@ -1049,6 +1264,7 @@
           <w:szCs w:val="44"/>
           <w:u w:val="single"/>
         </w:rPr>
+        <w:lastRenderedPageBreak/>
         <w:t xml:space="preserve">Lab 9 </w:t>
       </w:r>
     </w:p>

--- a/LABlogbook.docx
+++ b/LABlogbook.docx
@@ -621,6 +621,7 @@
       </w:pPr>
       <w:r>
         <w:rPr>
+          <w:noProof/>
           <w:sz w:val="44"/>
           <w:szCs w:val="44"/>
           <w:u w:val="single"/>
@@ -683,6 +684,7 @@
       </w:pPr>
       <w:r>
         <w:rPr>
+          <w:noProof/>
           <w:sz w:val="44"/>
           <w:szCs w:val="44"/>
           <w:u w:val="single"/>
@@ -1230,12 +1232,33 @@
           <w:u w:val="single"/>
         </w:rPr>
       </w:pPr>
-      <w:r>
-        <w:rPr>
-          <w:sz w:val="44"/>
-          <w:szCs w:val="44"/>
-          <w:u w:val="single"/>
-        </w:rPr>
+    </w:p>
+    <w:p>
+      <w:pPr>
+        <w:jc w:val="both"/>
+        <w:rPr>
+          <w:sz w:val="44"/>
+          <w:szCs w:val="44"/>
+          <w:u w:val="single"/>
+        </w:rPr>
+      </w:pPr>
+    </w:p>
+    <w:p>
+      <w:pPr>
+        <w:jc w:val="both"/>
+        <w:rPr>
+          <w:sz w:val="44"/>
+          <w:szCs w:val="44"/>
+          <w:u w:val="single"/>
+        </w:rPr>
+      </w:pPr>
+      <w:r>
+        <w:rPr>
+          <w:sz w:val="44"/>
+          <w:szCs w:val="44"/>
+          <w:u w:val="single"/>
+        </w:rPr>
+        <w:lastRenderedPageBreak/>
         <w:t>Lab 8</w:t>
       </w:r>
     </w:p>
@@ -1243,9 +1266,393 @@
       <w:pPr>
         <w:jc w:val="both"/>
         <w:rPr>
-          <w:sz w:val="44"/>
-          <w:szCs w:val="44"/>
-          <w:u w:val="single"/>
+          <w:sz w:val="32"/>
+          <w:szCs w:val="32"/>
+        </w:rPr>
+      </w:pPr>
+      <w:r>
+        <w:rPr>
+          <w:sz w:val="32"/>
+          <w:szCs w:val="32"/>
+        </w:rPr>
+        <w:t>1.</w:t>
+      </w:r>
+    </w:p>
+    <w:p>
+      <w:pPr>
+        <w:jc w:val="both"/>
+        <w:rPr>
+          <w:sz w:val="44"/>
+          <w:szCs w:val="44"/>
+          <w:u w:val="single"/>
+        </w:rPr>
+      </w:pPr>
+      <w:r>
+        <w:rPr>
+          <w:sz w:val="44"/>
+          <w:szCs w:val="44"/>
+          <w:u w:val="single"/>
+        </w:rPr>
+        <w:drawing>
+          <wp:inline distT="0" distB="0" distL="0" distR="0" wp14:anchorId="474481CD" wp14:editId="052C65CA">
+            <wp:extent cx="6645910" cy="1801495"/>
+            <wp:effectExtent l="0" t="0" r="2540" b="8255"/>
+            <wp:docPr id="12" name="Picture 12"/>
+            <wp:cNvGraphicFramePr>
+              <a:graphicFrameLocks xmlns:a="http://schemas.openxmlformats.org/drawingml/2006/main" noChangeAspect="1"/>
+            </wp:cNvGraphicFramePr>
+            <a:graphic xmlns:a="http://schemas.openxmlformats.org/drawingml/2006/main">
+              <a:graphicData uri="http://schemas.openxmlformats.org/drawingml/2006/picture">
+                <pic:pic xmlns:pic="http://schemas.openxmlformats.org/drawingml/2006/picture">
+                  <pic:nvPicPr>
+                    <pic:cNvPr id="1" name=""/>
+                    <pic:cNvPicPr/>
+                  </pic:nvPicPr>
+                  <pic:blipFill>
+                    <a:blip r:embed="rId15"/>
+                    <a:stretch>
+                      <a:fillRect/>
+                    </a:stretch>
+                  </pic:blipFill>
+                  <pic:spPr>
+                    <a:xfrm>
+                      <a:off x="0" y="0"/>
+                      <a:ext cx="6645910" cy="1801495"/>
+                    </a:xfrm>
+                    <a:prstGeom prst="rect">
+                      <a:avLst/>
+                    </a:prstGeom>
+                  </pic:spPr>
+                </pic:pic>
+              </a:graphicData>
+            </a:graphic>
+          </wp:inline>
+        </w:drawing>
+      </w:r>
+    </w:p>
+    <w:p>
+      <w:pPr>
+        <w:jc w:val="both"/>
+        <w:rPr>
+          <w:sz w:val="32"/>
+          <w:szCs w:val="32"/>
+        </w:rPr>
+      </w:pPr>
+      <w:r>
+        <w:rPr>
+          <w:sz w:val="32"/>
+          <w:szCs w:val="32"/>
+        </w:rPr>
+        <w:t>2.</w:t>
+      </w:r>
+    </w:p>
+    <w:p>
+      <w:pPr>
+        <w:jc w:val="both"/>
+        <w:rPr>
+          <w:sz w:val="44"/>
+          <w:szCs w:val="44"/>
+          <w:u w:val="single"/>
+        </w:rPr>
+      </w:pPr>
+      <w:r>
+        <w:rPr>
+          <w:sz w:val="44"/>
+          <w:szCs w:val="44"/>
+          <w:u w:val="single"/>
+        </w:rPr>
+        <w:drawing>
+          <wp:inline distT="0" distB="0" distL="0" distR="0" wp14:anchorId="7BB09AC5" wp14:editId="1199956A">
+            <wp:extent cx="5814060" cy="2793149"/>
+            <wp:effectExtent l="0" t="0" r="0" b="7620"/>
+            <wp:docPr id="13" name="Picture 13"/>
+            <wp:cNvGraphicFramePr>
+              <a:graphicFrameLocks xmlns:a="http://schemas.openxmlformats.org/drawingml/2006/main" noChangeAspect="1"/>
+            </wp:cNvGraphicFramePr>
+            <a:graphic xmlns:a="http://schemas.openxmlformats.org/drawingml/2006/main">
+              <a:graphicData uri="http://schemas.openxmlformats.org/drawingml/2006/picture">
+                <pic:pic xmlns:pic="http://schemas.openxmlformats.org/drawingml/2006/picture">
+                  <pic:nvPicPr>
+                    <pic:cNvPr id="1" name=""/>
+                    <pic:cNvPicPr/>
+                  </pic:nvPicPr>
+                  <pic:blipFill>
+                    <a:blip r:embed="rId16"/>
+                    <a:stretch>
+                      <a:fillRect/>
+                    </a:stretch>
+                  </pic:blipFill>
+                  <pic:spPr>
+                    <a:xfrm>
+                      <a:off x="0" y="0"/>
+                      <a:ext cx="5820732" cy="2796354"/>
+                    </a:xfrm>
+                    <a:prstGeom prst="rect">
+                      <a:avLst/>
+                    </a:prstGeom>
+                  </pic:spPr>
+                </pic:pic>
+              </a:graphicData>
+            </a:graphic>
+          </wp:inline>
+        </w:drawing>
+      </w:r>
+    </w:p>
+    <w:p>
+      <w:pPr>
+        <w:jc w:val="both"/>
+        <w:rPr>
+          <w:sz w:val="44"/>
+          <w:szCs w:val="44"/>
+          <w:u w:val="single"/>
+        </w:rPr>
+      </w:pPr>
+      <w:r>
+        <w:rPr>
+          <w:sz w:val="44"/>
+          <w:szCs w:val="44"/>
+          <w:u w:val="single"/>
+        </w:rPr>
+        <w:drawing>
+          <wp:inline distT="0" distB="0" distL="0" distR="0" wp14:anchorId="0221970C" wp14:editId="789BE6D7">
+            <wp:extent cx="5930597" cy="2895600"/>
+            <wp:effectExtent l="0" t="0" r="0" b="0"/>
+            <wp:docPr id="14" name="Picture 14"/>
+            <wp:cNvGraphicFramePr>
+              <a:graphicFrameLocks xmlns:a="http://schemas.openxmlformats.org/drawingml/2006/main" noChangeAspect="1"/>
+            </wp:cNvGraphicFramePr>
+            <a:graphic xmlns:a="http://schemas.openxmlformats.org/drawingml/2006/main">
+              <a:graphicData uri="http://schemas.openxmlformats.org/drawingml/2006/picture">
+                <pic:pic xmlns:pic="http://schemas.openxmlformats.org/drawingml/2006/picture">
+                  <pic:nvPicPr>
+                    <pic:cNvPr id="1" name=""/>
+                    <pic:cNvPicPr/>
+                  </pic:nvPicPr>
+                  <pic:blipFill>
+                    <a:blip r:embed="rId17"/>
+                    <a:stretch>
+                      <a:fillRect/>
+                    </a:stretch>
+                  </pic:blipFill>
+                  <pic:spPr>
+                    <a:xfrm>
+                      <a:off x="0" y="0"/>
+                      <a:ext cx="5936426" cy="2898446"/>
+                    </a:xfrm>
+                    <a:prstGeom prst="rect">
+                      <a:avLst/>
+                    </a:prstGeom>
+                  </pic:spPr>
+                </pic:pic>
+              </a:graphicData>
+            </a:graphic>
+          </wp:inline>
+        </w:drawing>
+      </w:r>
+    </w:p>
+    <w:p>
+      <w:pPr>
+        <w:jc w:val="both"/>
+        <w:rPr>
+          <w:sz w:val="44"/>
+          <w:szCs w:val="44"/>
+          <w:u w:val="single"/>
+        </w:rPr>
+      </w:pPr>
+    </w:p>
+    <w:p>
+      <w:pPr>
+        <w:jc w:val="both"/>
+        <w:rPr>
+          <w:sz w:val="32"/>
+          <w:szCs w:val="32"/>
+        </w:rPr>
+      </w:pPr>
+      <w:r>
+        <w:rPr>
+          <w:sz w:val="32"/>
+          <w:szCs w:val="32"/>
+        </w:rPr>
+        <w:lastRenderedPageBreak/>
+        <w:t>3.</w:t>
+      </w:r>
+    </w:p>
+    <w:p>
+      <w:pPr>
+        <w:jc w:val="both"/>
+        <w:rPr>
+          <w:sz w:val="32"/>
+          <w:szCs w:val="32"/>
+        </w:rPr>
+      </w:pPr>
+      <w:r>
+        <w:rPr>
+          <w:sz w:val="32"/>
+          <w:szCs w:val="32"/>
+        </w:rPr>
+        <w:drawing>
+          <wp:inline distT="0" distB="0" distL="0" distR="0" wp14:anchorId="2BBA2368" wp14:editId="13884F58">
+            <wp:extent cx="6645910" cy="2506345"/>
+            <wp:effectExtent l="0" t="0" r="2540" b="8255"/>
+            <wp:docPr id="15" name="Picture 15"/>
+            <wp:cNvGraphicFramePr>
+              <a:graphicFrameLocks xmlns:a="http://schemas.openxmlformats.org/drawingml/2006/main" noChangeAspect="1"/>
+            </wp:cNvGraphicFramePr>
+            <a:graphic xmlns:a="http://schemas.openxmlformats.org/drawingml/2006/main">
+              <a:graphicData uri="http://schemas.openxmlformats.org/drawingml/2006/picture">
+                <pic:pic xmlns:pic="http://schemas.openxmlformats.org/drawingml/2006/picture">
+                  <pic:nvPicPr>
+                    <pic:cNvPr id="1" name=""/>
+                    <pic:cNvPicPr/>
+                  </pic:nvPicPr>
+                  <pic:blipFill>
+                    <a:blip r:embed="rId18"/>
+                    <a:stretch>
+                      <a:fillRect/>
+                    </a:stretch>
+                  </pic:blipFill>
+                  <pic:spPr>
+                    <a:xfrm>
+                      <a:off x="0" y="0"/>
+                      <a:ext cx="6645910" cy="2506345"/>
+                    </a:xfrm>
+                    <a:prstGeom prst="rect">
+                      <a:avLst/>
+                    </a:prstGeom>
+                  </pic:spPr>
+                </pic:pic>
+              </a:graphicData>
+            </a:graphic>
+          </wp:inline>
+        </w:drawing>
+      </w:r>
+    </w:p>
+    <w:p>
+      <w:pPr>
+        <w:jc w:val="both"/>
+        <w:rPr>
+          <w:sz w:val="32"/>
+          <w:szCs w:val="32"/>
+        </w:rPr>
+      </w:pPr>
+      <w:r>
+        <w:rPr>
+          <w:sz w:val="32"/>
+          <w:szCs w:val="32"/>
+        </w:rPr>
+        <w:t>4.</w:t>
+      </w:r>
+    </w:p>
+    <w:p>
+      <w:pPr>
+        <w:jc w:val="both"/>
+        <w:rPr>
+          <w:sz w:val="32"/>
+          <w:szCs w:val="32"/>
+        </w:rPr>
+      </w:pPr>
+      <w:r>
+        <w:rPr>
+          <w:sz w:val="32"/>
+          <w:szCs w:val="32"/>
+        </w:rPr>
+        <w:drawing>
+          <wp:inline distT="0" distB="0" distL="0" distR="0" wp14:anchorId="65B3D3B7" wp14:editId="7AF0AE4B">
+            <wp:extent cx="6645910" cy="3403600"/>
+            <wp:effectExtent l="0" t="0" r="2540" b="6350"/>
+            <wp:docPr id="16" name="Picture 16"/>
+            <wp:cNvGraphicFramePr>
+              <a:graphicFrameLocks xmlns:a="http://schemas.openxmlformats.org/drawingml/2006/main" noChangeAspect="1"/>
+            </wp:cNvGraphicFramePr>
+            <a:graphic xmlns:a="http://schemas.openxmlformats.org/drawingml/2006/main">
+              <a:graphicData uri="http://schemas.openxmlformats.org/drawingml/2006/picture">
+                <pic:pic xmlns:pic="http://schemas.openxmlformats.org/drawingml/2006/picture">
+                  <pic:nvPicPr>
+                    <pic:cNvPr id="1" name=""/>
+                    <pic:cNvPicPr/>
+                  </pic:nvPicPr>
+                  <pic:blipFill>
+                    <a:blip r:embed="rId19"/>
+                    <a:stretch>
+                      <a:fillRect/>
+                    </a:stretch>
+                  </pic:blipFill>
+                  <pic:spPr>
+                    <a:xfrm>
+                      <a:off x="0" y="0"/>
+                      <a:ext cx="6645910" cy="3403600"/>
+                    </a:xfrm>
+                    <a:prstGeom prst="rect">
+                      <a:avLst/>
+                    </a:prstGeom>
+                  </pic:spPr>
+                </pic:pic>
+              </a:graphicData>
+            </a:graphic>
+          </wp:inline>
+        </w:drawing>
+      </w:r>
+    </w:p>
+    <w:p>
+      <w:pPr>
+        <w:jc w:val="both"/>
+        <w:rPr>
+          <w:sz w:val="32"/>
+          <w:szCs w:val="32"/>
+        </w:rPr>
+      </w:pPr>
+    </w:p>
+    <w:p>
+      <w:pPr>
+        <w:jc w:val="both"/>
+        <w:rPr>
+          <w:sz w:val="32"/>
+          <w:szCs w:val="32"/>
+        </w:rPr>
+      </w:pPr>
+    </w:p>
+    <w:p>
+      <w:pPr>
+        <w:jc w:val="both"/>
+        <w:rPr>
+          <w:sz w:val="32"/>
+          <w:szCs w:val="32"/>
+        </w:rPr>
+      </w:pPr>
+    </w:p>
+    <w:p>
+      <w:pPr>
+        <w:jc w:val="both"/>
+        <w:rPr>
+          <w:sz w:val="32"/>
+          <w:szCs w:val="32"/>
+        </w:rPr>
+      </w:pPr>
+    </w:p>
+    <w:p>
+      <w:pPr>
+        <w:jc w:val="both"/>
+        <w:rPr>
+          <w:sz w:val="32"/>
+          <w:szCs w:val="32"/>
+        </w:rPr>
+      </w:pPr>
+    </w:p>
+    <w:p>
+      <w:pPr>
+        <w:jc w:val="both"/>
+        <w:rPr>
+          <w:sz w:val="32"/>
+          <w:szCs w:val="32"/>
+        </w:rPr>
+      </w:pPr>
+    </w:p>
+    <w:p>
+      <w:pPr>
+        <w:jc w:val="both"/>
+        <w:rPr>
+          <w:sz w:val="32"/>
+          <w:szCs w:val="32"/>
         </w:rPr>
       </w:pPr>
     </w:p>

--- a/LABlogbook.docx
+++ b/LABlogbook.docx
@@ -1289,6 +1289,7 @@
       </w:pPr>
       <w:r>
         <w:rPr>
+          <w:noProof/>
           <w:sz w:val="44"/>
           <w:szCs w:val="44"/>
           <w:u w:val="single"/>
@@ -1357,6 +1358,7 @@
       </w:pPr>
       <w:r>
         <w:rPr>
+          <w:noProof/>
           <w:sz w:val="44"/>
           <w:szCs w:val="44"/>
           <w:u w:val="single"/>
@@ -1409,6 +1411,7 @@
       </w:pPr>
       <w:r>
         <w:rPr>
+          <w:noProof/>
           <w:sz w:val="44"/>
           <w:szCs w:val="44"/>
           <w:u w:val="single"/>
@@ -1487,6 +1490,7 @@
       </w:pPr>
       <w:r>
         <w:rPr>
+          <w:noProof/>
           <w:sz w:val="32"/>
           <w:szCs w:val="32"/>
         </w:rPr>
@@ -1553,6 +1557,7 @@
       </w:pPr>
       <w:r>
         <w:rPr>
+          <w:noProof/>
           <w:sz w:val="32"/>
           <w:szCs w:val="32"/>
         </w:rPr>
@@ -1684,6 +1689,361 @@
           <w:u w:val="single"/>
         </w:rPr>
       </w:pPr>
+      <w:r>
+        <w:rPr>
+          <w:sz w:val="44"/>
+          <w:szCs w:val="44"/>
+          <w:u w:val="single"/>
+        </w:rPr>
+        <w:drawing>
+          <wp:inline distT="0" distB="0" distL="0" distR="0" wp14:anchorId="649AF535" wp14:editId="77EF9AF6">
+            <wp:extent cx="6645910" cy="1290955"/>
+            <wp:effectExtent l="0" t="0" r="2540" b="4445"/>
+            <wp:docPr id="17" name="Picture 17"/>
+            <wp:cNvGraphicFramePr>
+              <a:graphicFrameLocks xmlns:a="http://schemas.openxmlformats.org/drawingml/2006/main" noChangeAspect="1"/>
+            </wp:cNvGraphicFramePr>
+            <a:graphic xmlns:a="http://schemas.openxmlformats.org/drawingml/2006/main">
+              <a:graphicData uri="http://schemas.openxmlformats.org/drawingml/2006/picture">
+                <pic:pic xmlns:pic="http://schemas.openxmlformats.org/drawingml/2006/picture">
+                  <pic:nvPicPr>
+                    <pic:cNvPr id="1" name=""/>
+                    <pic:cNvPicPr/>
+                  </pic:nvPicPr>
+                  <pic:blipFill>
+                    <a:blip r:embed="rId20"/>
+                    <a:stretch>
+                      <a:fillRect/>
+                    </a:stretch>
+                  </pic:blipFill>
+                  <pic:spPr>
+                    <a:xfrm>
+                      <a:off x="0" y="0"/>
+                      <a:ext cx="6645910" cy="1290955"/>
+                    </a:xfrm>
+                    <a:prstGeom prst="rect">
+                      <a:avLst/>
+                    </a:prstGeom>
+                  </pic:spPr>
+                </pic:pic>
+              </a:graphicData>
+            </a:graphic>
+          </wp:inline>
+        </w:drawing>
+      </w:r>
+    </w:p>
+    <w:p>
+      <w:pPr>
+        <w:jc w:val="both"/>
+        <w:rPr>
+          <w:sz w:val="44"/>
+          <w:szCs w:val="44"/>
+          <w:u w:val="single"/>
+        </w:rPr>
+      </w:pPr>
+      <w:r>
+        <w:rPr>
+          <w:sz w:val="44"/>
+          <w:szCs w:val="44"/>
+          <w:u w:val="single"/>
+        </w:rPr>
+        <w:drawing>
+          <wp:inline distT="0" distB="0" distL="0" distR="0" wp14:anchorId="40897807" wp14:editId="1D6D82AB">
+            <wp:extent cx="6645910" cy="1251585"/>
+            <wp:effectExtent l="0" t="0" r="2540" b="5715"/>
+            <wp:docPr id="18" name="Picture 18"/>
+            <wp:cNvGraphicFramePr>
+              <a:graphicFrameLocks xmlns:a="http://schemas.openxmlformats.org/drawingml/2006/main" noChangeAspect="1"/>
+            </wp:cNvGraphicFramePr>
+            <a:graphic xmlns:a="http://schemas.openxmlformats.org/drawingml/2006/main">
+              <a:graphicData uri="http://schemas.openxmlformats.org/drawingml/2006/picture">
+                <pic:pic xmlns:pic="http://schemas.openxmlformats.org/drawingml/2006/picture">
+                  <pic:nvPicPr>
+                    <pic:cNvPr id="1" name=""/>
+                    <pic:cNvPicPr/>
+                  </pic:nvPicPr>
+                  <pic:blipFill>
+                    <a:blip r:embed="rId21"/>
+                    <a:stretch>
+                      <a:fillRect/>
+                    </a:stretch>
+                  </pic:blipFill>
+                  <pic:spPr>
+                    <a:xfrm>
+                      <a:off x="0" y="0"/>
+                      <a:ext cx="6645910" cy="1251585"/>
+                    </a:xfrm>
+                    <a:prstGeom prst="rect">
+                      <a:avLst/>
+                    </a:prstGeom>
+                  </pic:spPr>
+                </pic:pic>
+              </a:graphicData>
+            </a:graphic>
+          </wp:inline>
+        </w:drawing>
+      </w:r>
+    </w:p>
+    <w:p>
+      <w:pPr>
+        <w:jc w:val="both"/>
+        <w:rPr>
+          <w:sz w:val="44"/>
+          <w:szCs w:val="44"/>
+          <w:u w:val="single"/>
+        </w:rPr>
+      </w:pPr>
+      <w:r>
+        <w:rPr>
+          <w:sz w:val="44"/>
+          <w:szCs w:val="44"/>
+          <w:u w:val="single"/>
+        </w:rPr>
+        <w:drawing>
+          <wp:inline distT="0" distB="0" distL="0" distR="0" wp14:anchorId="6CAE64B3" wp14:editId="4CA2517C">
+            <wp:extent cx="6645910" cy="2861310"/>
+            <wp:effectExtent l="0" t="0" r="2540" b="0"/>
+            <wp:docPr id="19" name="Picture 19"/>
+            <wp:cNvGraphicFramePr>
+              <a:graphicFrameLocks xmlns:a="http://schemas.openxmlformats.org/drawingml/2006/main" noChangeAspect="1"/>
+            </wp:cNvGraphicFramePr>
+            <a:graphic xmlns:a="http://schemas.openxmlformats.org/drawingml/2006/main">
+              <a:graphicData uri="http://schemas.openxmlformats.org/drawingml/2006/picture">
+                <pic:pic xmlns:pic="http://schemas.openxmlformats.org/drawingml/2006/picture">
+                  <pic:nvPicPr>
+                    <pic:cNvPr id="1" name=""/>
+                    <pic:cNvPicPr/>
+                  </pic:nvPicPr>
+                  <pic:blipFill>
+                    <a:blip r:embed="rId22"/>
+                    <a:stretch>
+                      <a:fillRect/>
+                    </a:stretch>
+                  </pic:blipFill>
+                  <pic:spPr>
+                    <a:xfrm>
+                      <a:off x="0" y="0"/>
+                      <a:ext cx="6645910" cy="2861310"/>
+                    </a:xfrm>
+                    <a:prstGeom prst="rect">
+                      <a:avLst/>
+                    </a:prstGeom>
+                  </pic:spPr>
+                </pic:pic>
+              </a:graphicData>
+            </a:graphic>
+          </wp:inline>
+        </w:drawing>
+      </w:r>
+    </w:p>
+    <w:p>
+      <w:pPr>
+        <w:jc w:val="both"/>
+        <w:rPr>
+          <w:sz w:val="44"/>
+          <w:szCs w:val="44"/>
+          <w:u w:val="single"/>
+        </w:rPr>
+      </w:pPr>
+      <w:r>
+        <w:rPr>
+          <w:sz w:val="44"/>
+          <w:szCs w:val="44"/>
+          <w:u w:val="single"/>
+        </w:rPr>
+        <w:drawing>
+          <wp:inline distT="0" distB="0" distL="0" distR="0" wp14:anchorId="04BD0309" wp14:editId="0A9DE4C5">
+            <wp:extent cx="6645910" cy="2798445"/>
+            <wp:effectExtent l="0" t="0" r="2540" b="1905"/>
+            <wp:docPr id="20" name="Picture 20"/>
+            <wp:cNvGraphicFramePr>
+              <a:graphicFrameLocks xmlns:a="http://schemas.openxmlformats.org/drawingml/2006/main" noChangeAspect="1"/>
+            </wp:cNvGraphicFramePr>
+            <a:graphic xmlns:a="http://schemas.openxmlformats.org/drawingml/2006/main">
+              <a:graphicData uri="http://schemas.openxmlformats.org/drawingml/2006/picture">
+                <pic:pic xmlns:pic="http://schemas.openxmlformats.org/drawingml/2006/picture">
+                  <pic:nvPicPr>
+                    <pic:cNvPr id="1" name=""/>
+                    <pic:cNvPicPr/>
+                  </pic:nvPicPr>
+                  <pic:blipFill>
+                    <a:blip r:embed="rId23"/>
+                    <a:stretch>
+                      <a:fillRect/>
+                    </a:stretch>
+                  </pic:blipFill>
+                  <pic:spPr>
+                    <a:xfrm>
+                      <a:off x="0" y="0"/>
+                      <a:ext cx="6645910" cy="2798445"/>
+                    </a:xfrm>
+                    <a:prstGeom prst="rect">
+                      <a:avLst/>
+                    </a:prstGeom>
+                  </pic:spPr>
+                </pic:pic>
+              </a:graphicData>
+            </a:graphic>
+          </wp:inline>
+        </w:drawing>
+      </w:r>
+    </w:p>
+    <w:p>
+      <w:pPr>
+        <w:jc w:val="both"/>
+        <w:rPr>
+          <w:sz w:val="44"/>
+          <w:szCs w:val="44"/>
+          <w:u w:val="single"/>
+        </w:rPr>
+      </w:pPr>
+      <w:r>
+        <w:rPr>
+          <w:sz w:val="44"/>
+          <w:szCs w:val="44"/>
+          <w:u w:val="single"/>
+        </w:rPr>
+        <w:lastRenderedPageBreak/>
+        <w:drawing>
+          <wp:inline distT="0" distB="0" distL="0" distR="0" wp14:anchorId="3E86B044" wp14:editId="71C5BB7B">
+            <wp:extent cx="6645910" cy="2827655"/>
+            <wp:effectExtent l="0" t="0" r="2540" b="0"/>
+            <wp:docPr id="21" name="Picture 21"/>
+            <wp:cNvGraphicFramePr>
+              <a:graphicFrameLocks xmlns:a="http://schemas.openxmlformats.org/drawingml/2006/main" noChangeAspect="1"/>
+            </wp:cNvGraphicFramePr>
+            <a:graphic xmlns:a="http://schemas.openxmlformats.org/drawingml/2006/main">
+              <a:graphicData uri="http://schemas.openxmlformats.org/drawingml/2006/picture">
+                <pic:pic xmlns:pic="http://schemas.openxmlformats.org/drawingml/2006/picture">
+                  <pic:nvPicPr>
+                    <pic:cNvPr id="1" name=""/>
+                    <pic:cNvPicPr/>
+                  </pic:nvPicPr>
+                  <pic:blipFill>
+                    <a:blip r:embed="rId24"/>
+                    <a:stretch>
+                      <a:fillRect/>
+                    </a:stretch>
+                  </pic:blipFill>
+                  <pic:spPr>
+                    <a:xfrm>
+                      <a:off x="0" y="0"/>
+                      <a:ext cx="6645910" cy="2827655"/>
+                    </a:xfrm>
+                    <a:prstGeom prst="rect">
+                      <a:avLst/>
+                    </a:prstGeom>
+                  </pic:spPr>
+                </pic:pic>
+              </a:graphicData>
+            </a:graphic>
+          </wp:inline>
+        </w:drawing>
+      </w:r>
+    </w:p>
+    <w:p>
+      <w:pPr>
+        <w:jc w:val="both"/>
+        <w:rPr>
+          <w:sz w:val="44"/>
+          <w:szCs w:val="44"/>
+          <w:u w:val="single"/>
+        </w:rPr>
+      </w:pPr>
+      <w:r>
+        <w:rPr>
+          <w:sz w:val="44"/>
+          <w:szCs w:val="44"/>
+          <w:u w:val="single"/>
+        </w:rPr>
+        <w:drawing>
+          <wp:inline distT="0" distB="0" distL="0" distR="0" wp14:anchorId="714F9B12" wp14:editId="5D6B558B">
+            <wp:extent cx="6645910" cy="1162050"/>
+            <wp:effectExtent l="0" t="0" r="2540" b="0"/>
+            <wp:docPr id="22" name="Picture 22"/>
+            <wp:cNvGraphicFramePr>
+              <a:graphicFrameLocks xmlns:a="http://schemas.openxmlformats.org/drawingml/2006/main" noChangeAspect="1"/>
+            </wp:cNvGraphicFramePr>
+            <a:graphic xmlns:a="http://schemas.openxmlformats.org/drawingml/2006/main">
+              <a:graphicData uri="http://schemas.openxmlformats.org/drawingml/2006/picture">
+                <pic:pic xmlns:pic="http://schemas.openxmlformats.org/drawingml/2006/picture">
+                  <pic:nvPicPr>
+                    <pic:cNvPr id="1" name=""/>
+                    <pic:cNvPicPr/>
+                  </pic:nvPicPr>
+                  <pic:blipFill>
+                    <a:blip r:embed="rId25"/>
+                    <a:stretch>
+                      <a:fillRect/>
+                    </a:stretch>
+                  </pic:blipFill>
+                  <pic:spPr>
+                    <a:xfrm>
+                      <a:off x="0" y="0"/>
+                      <a:ext cx="6645910" cy="1162050"/>
+                    </a:xfrm>
+                    <a:prstGeom prst="rect">
+                      <a:avLst/>
+                    </a:prstGeom>
+                  </pic:spPr>
+                </pic:pic>
+              </a:graphicData>
+            </a:graphic>
+          </wp:inline>
+        </w:drawing>
+      </w:r>
+    </w:p>
+    <w:p>
+      <w:pPr>
+        <w:jc w:val="both"/>
+        <w:rPr>
+          <w:sz w:val="44"/>
+          <w:szCs w:val="44"/>
+          <w:u w:val="single"/>
+        </w:rPr>
+      </w:pPr>
+      <w:r>
+        <w:rPr>
+          <w:sz w:val="44"/>
+          <w:szCs w:val="44"/>
+          <w:u w:val="single"/>
+        </w:rPr>
+        <w:drawing>
+          <wp:inline distT="0" distB="0" distL="0" distR="0" wp14:anchorId="0182B60D" wp14:editId="775A7F82">
+            <wp:extent cx="6645910" cy="2758440"/>
+            <wp:effectExtent l="0" t="0" r="2540" b="3810"/>
+            <wp:docPr id="23" name="Picture 23"/>
+            <wp:cNvGraphicFramePr>
+              <a:graphicFrameLocks xmlns:a="http://schemas.openxmlformats.org/drawingml/2006/main" noChangeAspect="1"/>
+            </wp:cNvGraphicFramePr>
+            <a:graphic xmlns:a="http://schemas.openxmlformats.org/drawingml/2006/main">
+              <a:graphicData uri="http://schemas.openxmlformats.org/drawingml/2006/picture">
+                <pic:pic xmlns:pic="http://schemas.openxmlformats.org/drawingml/2006/picture">
+                  <pic:nvPicPr>
+                    <pic:cNvPr id="1" name=""/>
+                    <pic:cNvPicPr/>
+                  </pic:nvPicPr>
+                  <pic:blipFill>
+                    <a:blip r:embed="rId26"/>
+                    <a:stretch>
+                      <a:fillRect/>
+                    </a:stretch>
+                  </pic:blipFill>
+                  <pic:spPr>
+                    <a:xfrm>
+                      <a:off x="0" y="0"/>
+                      <a:ext cx="6645910" cy="2758440"/>
+                    </a:xfrm>
+                    <a:prstGeom prst="rect">
+                      <a:avLst/>
+                    </a:prstGeom>
+                  </pic:spPr>
+                </pic:pic>
+              </a:graphicData>
+            </a:graphic>
+          </wp:inline>
+        </w:drawing>
+      </w:r>
     </w:p>
     <w:p>
       <w:pPr>

--- a/LABlogbook.docx
+++ b/LABlogbook.docx
@@ -1691,6 +1691,7 @@
       </w:pPr>
       <w:r>
         <w:rPr>
+          <w:noProof/>
           <w:sz w:val="44"/>
           <w:szCs w:val="44"/>
           <w:u w:val="single"/>
@@ -1743,6 +1744,7 @@
       </w:pPr>
       <w:r>
         <w:rPr>
+          <w:noProof/>
           <w:sz w:val="44"/>
           <w:szCs w:val="44"/>
           <w:u w:val="single"/>
@@ -1795,6 +1797,7 @@
       </w:pPr>
       <w:r>
         <w:rPr>
+          <w:noProof/>
           <w:sz w:val="44"/>
           <w:szCs w:val="44"/>
           <w:u w:val="single"/>
@@ -1847,6 +1850,7 @@
       </w:pPr>
       <w:r>
         <w:rPr>
+          <w:noProof/>
           <w:sz w:val="44"/>
           <w:szCs w:val="44"/>
           <w:u w:val="single"/>
@@ -1899,6 +1903,7 @@
       </w:pPr>
       <w:r>
         <w:rPr>
+          <w:noProof/>
           <w:sz w:val="44"/>
           <w:szCs w:val="44"/>
           <w:u w:val="single"/>
@@ -1952,6 +1957,7 @@
       </w:pPr>
       <w:r>
         <w:rPr>
+          <w:noProof/>
           <w:sz w:val="44"/>
           <w:szCs w:val="44"/>
           <w:u w:val="single"/>
@@ -2004,6 +2010,7 @@
       </w:pPr>
       <w:r>
         <w:rPr>
+          <w:noProof/>
           <w:sz w:val="44"/>
           <w:szCs w:val="44"/>
           <w:u w:val="single"/>
@@ -2054,12 +2061,63 @@
           <w:u w:val="single"/>
         </w:rPr>
       </w:pPr>
-      <w:r>
-        <w:rPr>
-          <w:sz w:val="44"/>
-          <w:szCs w:val="44"/>
-          <w:u w:val="single"/>
-        </w:rPr>
+    </w:p>
+    <w:p>
+      <w:pPr>
+        <w:jc w:val="both"/>
+        <w:rPr>
+          <w:sz w:val="44"/>
+          <w:szCs w:val="44"/>
+          <w:u w:val="single"/>
+        </w:rPr>
+      </w:pPr>
+    </w:p>
+    <w:p>
+      <w:pPr>
+        <w:jc w:val="both"/>
+        <w:rPr>
+          <w:sz w:val="44"/>
+          <w:szCs w:val="44"/>
+          <w:u w:val="single"/>
+        </w:rPr>
+      </w:pPr>
+    </w:p>
+    <w:p>
+      <w:pPr>
+        <w:jc w:val="both"/>
+        <w:rPr>
+          <w:sz w:val="44"/>
+          <w:szCs w:val="44"/>
+          <w:u w:val="single"/>
+        </w:rPr>
+      </w:pPr>
+    </w:p>
+    <w:p>
+      <w:pPr>
+        <w:jc w:val="both"/>
+        <w:rPr>
+          <w:sz w:val="44"/>
+          <w:szCs w:val="44"/>
+          <w:u w:val="single"/>
+        </w:rPr>
+      </w:pPr>
+    </w:p>
+    <w:p>
+      <w:pPr>
+        <w:jc w:val="both"/>
+        <w:rPr>
+          <w:sz w:val="44"/>
+          <w:szCs w:val="44"/>
+          <w:u w:val="single"/>
+        </w:rPr>
+      </w:pPr>
+      <w:r>
+        <w:rPr>
+          <w:sz w:val="44"/>
+          <w:szCs w:val="44"/>
+          <w:u w:val="single"/>
+        </w:rPr>
+        <w:lastRenderedPageBreak/>
         <w:t>Lab 10</w:t>
       </w:r>
     </w:p>
@@ -2067,11 +2125,702 @@
       <w:pPr>
         <w:jc w:val="both"/>
         <w:rPr>
-          <w:sz w:val="44"/>
-          <w:szCs w:val="44"/>
-          <w:u w:val="single"/>
-        </w:rPr>
-      </w:pPr>
+          <w:b/>
+          <w:bCs/>
+          <w:sz w:val="32"/>
+          <w:szCs w:val="32"/>
+        </w:rPr>
+      </w:pPr>
+      <w:r>
+        <w:rPr>
+          <w:b/>
+          <w:bCs/>
+          <w:sz w:val="32"/>
+          <w:szCs w:val="32"/>
+        </w:rPr>
+        <w:t>Simple_Autoendoder_std_2025</w:t>
+      </w:r>
+    </w:p>
+    <w:p>
+      <w:pPr>
+        <w:jc w:val="both"/>
+        <w:rPr>
+          <w:b/>
+          <w:bCs/>
+          <w:sz w:val="32"/>
+          <w:szCs w:val="32"/>
+        </w:rPr>
+      </w:pPr>
+      <w:r>
+        <w:rPr>
+          <w:b/>
+          <w:bCs/>
+          <w:sz w:val="32"/>
+          <w:szCs w:val="32"/>
+        </w:rPr>
+        <w:drawing>
+          <wp:inline distT="0" distB="0" distL="0" distR="0" wp14:anchorId="7C96BDC2" wp14:editId="2D5EF702">
+            <wp:extent cx="6645910" cy="2057400"/>
+            <wp:effectExtent l="0" t="0" r="2540" b="0"/>
+            <wp:docPr id="24" name="Picture 24"/>
+            <wp:cNvGraphicFramePr>
+              <a:graphicFrameLocks xmlns:a="http://schemas.openxmlformats.org/drawingml/2006/main" noChangeAspect="1"/>
+            </wp:cNvGraphicFramePr>
+            <a:graphic xmlns:a="http://schemas.openxmlformats.org/drawingml/2006/main">
+              <a:graphicData uri="http://schemas.openxmlformats.org/drawingml/2006/picture">
+                <pic:pic xmlns:pic="http://schemas.openxmlformats.org/drawingml/2006/picture">
+                  <pic:nvPicPr>
+                    <pic:cNvPr id="1" name=""/>
+                    <pic:cNvPicPr/>
+                  </pic:nvPicPr>
+                  <pic:blipFill>
+                    <a:blip r:embed="rId27"/>
+                    <a:stretch>
+                      <a:fillRect/>
+                    </a:stretch>
+                  </pic:blipFill>
+                  <pic:spPr>
+                    <a:xfrm>
+                      <a:off x="0" y="0"/>
+                      <a:ext cx="6645910" cy="2057400"/>
+                    </a:xfrm>
+                    <a:prstGeom prst="rect">
+                      <a:avLst/>
+                    </a:prstGeom>
+                  </pic:spPr>
+                </pic:pic>
+              </a:graphicData>
+            </a:graphic>
+          </wp:inline>
+        </w:drawing>
+      </w:r>
+    </w:p>
+    <w:p>
+      <w:pPr>
+        <w:jc w:val="both"/>
+        <w:rPr>
+          <w:b/>
+          <w:bCs/>
+          <w:sz w:val="32"/>
+          <w:szCs w:val="32"/>
+        </w:rPr>
+      </w:pPr>
+      <w:r>
+        <w:rPr>
+          <w:b/>
+          <w:bCs/>
+          <w:sz w:val="32"/>
+          <w:szCs w:val="32"/>
+        </w:rPr>
+        <w:drawing>
+          <wp:inline distT="0" distB="0" distL="0" distR="0" wp14:anchorId="60FBB007" wp14:editId="565876A6">
+            <wp:extent cx="6645910" cy="2246630"/>
+            <wp:effectExtent l="0" t="0" r="2540" b="1270"/>
+            <wp:docPr id="25" name="Picture 25"/>
+            <wp:cNvGraphicFramePr>
+              <a:graphicFrameLocks xmlns:a="http://schemas.openxmlformats.org/drawingml/2006/main" noChangeAspect="1"/>
+            </wp:cNvGraphicFramePr>
+            <a:graphic xmlns:a="http://schemas.openxmlformats.org/drawingml/2006/main">
+              <a:graphicData uri="http://schemas.openxmlformats.org/drawingml/2006/picture">
+                <pic:pic xmlns:pic="http://schemas.openxmlformats.org/drawingml/2006/picture">
+                  <pic:nvPicPr>
+                    <pic:cNvPr id="1" name=""/>
+                    <pic:cNvPicPr/>
+                  </pic:nvPicPr>
+                  <pic:blipFill>
+                    <a:blip r:embed="rId28"/>
+                    <a:stretch>
+                      <a:fillRect/>
+                    </a:stretch>
+                  </pic:blipFill>
+                  <pic:spPr>
+                    <a:xfrm>
+                      <a:off x="0" y="0"/>
+                      <a:ext cx="6645910" cy="2246630"/>
+                    </a:xfrm>
+                    <a:prstGeom prst="rect">
+                      <a:avLst/>
+                    </a:prstGeom>
+                  </pic:spPr>
+                </pic:pic>
+              </a:graphicData>
+            </a:graphic>
+          </wp:inline>
+        </w:drawing>
+      </w:r>
+    </w:p>
+    <w:p>
+      <w:pPr>
+        <w:jc w:val="both"/>
+        <w:rPr>
+          <w:b/>
+          <w:bCs/>
+          <w:sz w:val="32"/>
+          <w:szCs w:val="32"/>
+        </w:rPr>
+      </w:pPr>
+      <w:r>
+        <w:rPr>
+          <w:b/>
+          <w:bCs/>
+          <w:sz w:val="32"/>
+          <w:szCs w:val="32"/>
+        </w:rPr>
+        <w:drawing>
+          <wp:inline distT="0" distB="0" distL="0" distR="0" wp14:anchorId="7DFF409B" wp14:editId="3CC4D02A">
+            <wp:extent cx="6645910" cy="1698625"/>
+            <wp:effectExtent l="0" t="0" r="2540" b="0"/>
+            <wp:docPr id="26" name="Picture 26"/>
+            <wp:cNvGraphicFramePr>
+              <a:graphicFrameLocks xmlns:a="http://schemas.openxmlformats.org/drawingml/2006/main" noChangeAspect="1"/>
+            </wp:cNvGraphicFramePr>
+            <a:graphic xmlns:a="http://schemas.openxmlformats.org/drawingml/2006/main">
+              <a:graphicData uri="http://schemas.openxmlformats.org/drawingml/2006/picture">
+                <pic:pic xmlns:pic="http://schemas.openxmlformats.org/drawingml/2006/picture">
+                  <pic:nvPicPr>
+                    <pic:cNvPr id="1" name=""/>
+                    <pic:cNvPicPr/>
+                  </pic:nvPicPr>
+                  <pic:blipFill>
+                    <a:blip r:embed="rId29"/>
+                    <a:stretch>
+                      <a:fillRect/>
+                    </a:stretch>
+                  </pic:blipFill>
+                  <pic:spPr>
+                    <a:xfrm>
+                      <a:off x="0" y="0"/>
+                      <a:ext cx="6645910" cy="1698625"/>
+                    </a:xfrm>
+                    <a:prstGeom prst="rect">
+                      <a:avLst/>
+                    </a:prstGeom>
+                  </pic:spPr>
+                </pic:pic>
+              </a:graphicData>
+            </a:graphic>
+          </wp:inline>
+        </w:drawing>
+      </w:r>
+    </w:p>
+    <w:p>
+      <w:pPr>
+        <w:jc w:val="both"/>
+        <w:rPr>
+          <w:b/>
+          <w:bCs/>
+          <w:sz w:val="32"/>
+          <w:szCs w:val="32"/>
+        </w:rPr>
+      </w:pPr>
+      <w:r>
+        <w:rPr>
+          <w:b/>
+          <w:bCs/>
+          <w:sz w:val="32"/>
+          <w:szCs w:val="32"/>
+        </w:rPr>
+        <w:lastRenderedPageBreak/>
+        <w:drawing>
+          <wp:inline distT="0" distB="0" distL="0" distR="0" wp14:anchorId="7DB73F8D" wp14:editId="7A57CD38">
+            <wp:extent cx="6645910" cy="2588260"/>
+            <wp:effectExtent l="0" t="0" r="2540" b="2540"/>
+            <wp:docPr id="27" name="Picture 27"/>
+            <wp:cNvGraphicFramePr>
+              <a:graphicFrameLocks xmlns:a="http://schemas.openxmlformats.org/drawingml/2006/main" noChangeAspect="1"/>
+            </wp:cNvGraphicFramePr>
+            <a:graphic xmlns:a="http://schemas.openxmlformats.org/drawingml/2006/main">
+              <a:graphicData uri="http://schemas.openxmlformats.org/drawingml/2006/picture">
+                <pic:pic xmlns:pic="http://schemas.openxmlformats.org/drawingml/2006/picture">
+                  <pic:nvPicPr>
+                    <pic:cNvPr id="1" name=""/>
+                    <pic:cNvPicPr/>
+                  </pic:nvPicPr>
+                  <pic:blipFill>
+                    <a:blip r:embed="rId30"/>
+                    <a:stretch>
+                      <a:fillRect/>
+                    </a:stretch>
+                  </pic:blipFill>
+                  <pic:spPr>
+                    <a:xfrm>
+                      <a:off x="0" y="0"/>
+                      <a:ext cx="6645910" cy="2588260"/>
+                    </a:xfrm>
+                    <a:prstGeom prst="rect">
+                      <a:avLst/>
+                    </a:prstGeom>
+                  </pic:spPr>
+                </pic:pic>
+              </a:graphicData>
+            </a:graphic>
+          </wp:inline>
+        </w:drawing>
+      </w:r>
+    </w:p>
+    <w:p>
+      <w:pPr>
+        <w:jc w:val="both"/>
+        <w:rPr>
+          <w:b/>
+          <w:bCs/>
+          <w:sz w:val="32"/>
+          <w:szCs w:val="32"/>
+        </w:rPr>
+      </w:pPr>
+      <w:r>
+        <w:rPr>
+          <w:b/>
+          <w:bCs/>
+          <w:sz w:val="32"/>
+          <w:szCs w:val="32"/>
+        </w:rPr>
+        <w:drawing>
+          <wp:inline distT="0" distB="0" distL="0" distR="0" wp14:anchorId="1496D072" wp14:editId="30B9D511">
+            <wp:extent cx="6645910" cy="2769870"/>
+            <wp:effectExtent l="0" t="0" r="2540" b="0"/>
+            <wp:docPr id="28" name="Picture 28"/>
+            <wp:cNvGraphicFramePr>
+              <a:graphicFrameLocks xmlns:a="http://schemas.openxmlformats.org/drawingml/2006/main" noChangeAspect="1"/>
+            </wp:cNvGraphicFramePr>
+            <a:graphic xmlns:a="http://schemas.openxmlformats.org/drawingml/2006/main">
+              <a:graphicData uri="http://schemas.openxmlformats.org/drawingml/2006/picture">
+                <pic:pic xmlns:pic="http://schemas.openxmlformats.org/drawingml/2006/picture">
+                  <pic:nvPicPr>
+                    <pic:cNvPr id="1" name=""/>
+                    <pic:cNvPicPr/>
+                  </pic:nvPicPr>
+                  <pic:blipFill>
+                    <a:blip r:embed="rId31"/>
+                    <a:stretch>
+                      <a:fillRect/>
+                    </a:stretch>
+                  </pic:blipFill>
+                  <pic:spPr>
+                    <a:xfrm>
+                      <a:off x="0" y="0"/>
+                      <a:ext cx="6645910" cy="2769870"/>
+                    </a:xfrm>
+                    <a:prstGeom prst="rect">
+                      <a:avLst/>
+                    </a:prstGeom>
+                  </pic:spPr>
+                </pic:pic>
+              </a:graphicData>
+            </a:graphic>
+          </wp:inline>
+        </w:drawing>
+      </w:r>
+    </w:p>
+    <w:p>
+      <w:pPr>
+        <w:jc w:val="both"/>
+        <w:rPr>
+          <w:b/>
+          <w:bCs/>
+          <w:sz w:val="32"/>
+          <w:szCs w:val="32"/>
+        </w:rPr>
+      </w:pPr>
+      <w:r>
+        <w:rPr>
+          <w:b/>
+          <w:bCs/>
+          <w:sz w:val="32"/>
+          <w:szCs w:val="32"/>
+        </w:rPr>
+        <w:drawing>
+          <wp:inline distT="0" distB="0" distL="0" distR="0" wp14:anchorId="2BCFAB04" wp14:editId="4F900A96">
+            <wp:extent cx="6645910" cy="2161540"/>
+            <wp:effectExtent l="0" t="0" r="2540" b="0"/>
+            <wp:docPr id="29" name="Picture 29"/>
+            <wp:cNvGraphicFramePr>
+              <a:graphicFrameLocks xmlns:a="http://schemas.openxmlformats.org/drawingml/2006/main" noChangeAspect="1"/>
+            </wp:cNvGraphicFramePr>
+            <a:graphic xmlns:a="http://schemas.openxmlformats.org/drawingml/2006/main">
+              <a:graphicData uri="http://schemas.openxmlformats.org/drawingml/2006/picture">
+                <pic:pic xmlns:pic="http://schemas.openxmlformats.org/drawingml/2006/picture">
+                  <pic:nvPicPr>
+                    <pic:cNvPr id="1" name=""/>
+                    <pic:cNvPicPr/>
+                  </pic:nvPicPr>
+                  <pic:blipFill>
+                    <a:blip r:embed="rId32"/>
+                    <a:stretch>
+                      <a:fillRect/>
+                    </a:stretch>
+                  </pic:blipFill>
+                  <pic:spPr>
+                    <a:xfrm>
+                      <a:off x="0" y="0"/>
+                      <a:ext cx="6645910" cy="2161540"/>
+                    </a:xfrm>
+                    <a:prstGeom prst="rect">
+                      <a:avLst/>
+                    </a:prstGeom>
+                  </pic:spPr>
+                </pic:pic>
+              </a:graphicData>
+            </a:graphic>
+          </wp:inline>
+        </w:drawing>
+      </w:r>
+    </w:p>
+    <w:p>
+      <w:pPr>
+        <w:jc w:val="both"/>
+        <w:rPr>
+          <w:b/>
+          <w:bCs/>
+          <w:sz w:val="32"/>
+          <w:szCs w:val="32"/>
+        </w:rPr>
+      </w:pPr>
+    </w:p>
+    <w:p>
+      <w:pPr>
+        <w:jc w:val="both"/>
+        <w:rPr>
+          <w:b/>
+          <w:bCs/>
+          <w:sz w:val="32"/>
+          <w:szCs w:val="32"/>
+        </w:rPr>
+      </w:pPr>
+    </w:p>
+    <w:p>
+      <w:pPr>
+        <w:jc w:val="both"/>
+        <w:rPr>
+          <w:b/>
+          <w:bCs/>
+          <w:sz w:val="32"/>
+          <w:szCs w:val="32"/>
+        </w:rPr>
+      </w:pPr>
+    </w:p>
+    <w:p>
+      <w:pPr>
+        <w:jc w:val="both"/>
+        <w:rPr>
+          <w:b/>
+          <w:bCs/>
+          <w:sz w:val="32"/>
+          <w:szCs w:val="32"/>
+        </w:rPr>
+      </w:pPr>
+    </w:p>
+    <w:p>
+      <w:pPr>
+        <w:jc w:val="both"/>
+        <w:rPr>
+          <w:b/>
+          <w:bCs/>
+          <w:sz w:val="32"/>
+          <w:szCs w:val="32"/>
+        </w:rPr>
+      </w:pPr>
+    </w:p>
+    <w:p>
+      <w:pPr>
+        <w:jc w:val="both"/>
+        <w:rPr>
+          <w:b/>
+          <w:bCs/>
+          <w:sz w:val="32"/>
+          <w:szCs w:val="32"/>
+        </w:rPr>
+      </w:pPr>
+      <w:r>
+        <w:rPr>
+          <w:b/>
+          <w:bCs/>
+          <w:sz w:val="32"/>
+          <w:szCs w:val="32"/>
+        </w:rPr>
+        <w:lastRenderedPageBreak/>
+        <w:t>CNN</w:t>
+      </w:r>
+      <w:r>
+        <w:rPr>
+          <w:b/>
+          <w:bCs/>
+          <w:sz w:val="32"/>
+          <w:szCs w:val="32"/>
+        </w:rPr>
+        <w:t>_Autoendoder_std</w:t>
+      </w:r>
+    </w:p>
+    <w:p>
+      <w:pPr>
+        <w:jc w:val="both"/>
+        <w:rPr>
+          <w:b/>
+          <w:bCs/>
+          <w:sz w:val="32"/>
+          <w:szCs w:val="32"/>
+        </w:rPr>
+      </w:pPr>
+      <w:r>
+        <w:rPr>
+          <w:b/>
+          <w:bCs/>
+          <w:sz w:val="32"/>
+          <w:szCs w:val="32"/>
+        </w:rPr>
+        <w:drawing>
+          <wp:inline distT="0" distB="0" distL="0" distR="0" wp14:anchorId="5FC6704B" wp14:editId="04EC0AFA">
+            <wp:extent cx="6645910" cy="1824355"/>
+            <wp:effectExtent l="0" t="0" r="2540" b="4445"/>
+            <wp:docPr id="30" name="Picture 30"/>
+            <wp:cNvGraphicFramePr>
+              <a:graphicFrameLocks xmlns:a="http://schemas.openxmlformats.org/drawingml/2006/main" noChangeAspect="1"/>
+            </wp:cNvGraphicFramePr>
+            <a:graphic xmlns:a="http://schemas.openxmlformats.org/drawingml/2006/main">
+              <a:graphicData uri="http://schemas.openxmlformats.org/drawingml/2006/picture">
+                <pic:pic xmlns:pic="http://schemas.openxmlformats.org/drawingml/2006/picture">
+                  <pic:nvPicPr>
+                    <pic:cNvPr id="1" name=""/>
+                    <pic:cNvPicPr/>
+                  </pic:nvPicPr>
+                  <pic:blipFill>
+                    <a:blip r:embed="rId33"/>
+                    <a:stretch>
+                      <a:fillRect/>
+                    </a:stretch>
+                  </pic:blipFill>
+                  <pic:spPr>
+                    <a:xfrm>
+                      <a:off x="0" y="0"/>
+                      <a:ext cx="6645910" cy="1824355"/>
+                    </a:xfrm>
+                    <a:prstGeom prst="rect">
+                      <a:avLst/>
+                    </a:prstGeom>
+                  </pic:spPr>
+                </pic:pic>
+              </a:graphicData>
+            </a:graphic>
+          </wp:inline>
+        </w:drawing>
+      </w:r>
+    </w:p>
+    <w:p>
+      <w:pPr>
+        <w:jc w:val="both"/>
+        <w:rPr>
+          <w:b/>
+          <w:bCs/>
+          <w:sz w:val="32"/>
+          <w:szCs w:val="32"/>
+        </w:rPr>
+      </w:pPr>
+      <w:r>
+        <w:rPr>
+          <w:b/>
+          <w:bCs/>
+          <w:sz w:val="32"/>
+          <w:szCs w:val="32"/>
+        </w:rPr>
+        <w:drawing>
+          <wp:inline distT="0" distB="0" distL="0" distR="0" wp14:anchorId="1027725A" wp14:editId="464DB457">
+            <wp:extent cx="6645910" cy="784225"/>
+            <wp:effectExtent l="0" t="0" r="2540" b="0"/>
+            <wp:docPr id="31" name="Picture 31"/>
+            <wp:cNvGraphicFramePr>
+              <a:graphicFrameLocks xmlns:a="http://schemas.openxmlformats.org/drawingml/2006/main" noChangeAspect="1"/>
+            </wp:cNvGraphicFramePr>
+            <a:graphic xmlns:a="http://schemas.openxmlformats.org/drawingml/2006/main">
+              <a:graphicData uri="http://schemas.openxmlformats.org/drawingml/2006/picture">
+                <pic:pic xmlns:pic="http://schemas.openxmlformats.org/drawingml/2006/picture">
+                  <pic:nvPicPr>
+                    <pic:cNvPr id="1" name=""/>
+                    <pic:cNvPicPr/>
+                  </pic:nvPicPr>
+                  <pic:blipFill>
+                    <a:blip r:embed="rId34"/>
+                    <a:stretch>
+                      <a:fillRect/>
+                    </a:stretch>
+                  </pic:blipFill>
+                  <pic:spPr>
+                    <a:xfrm>
+                      <a:off x="0" y="0"/>
+                      <a:ext cx="6645910" cy="784225"/>
+                    </a:xfrm>
+                    <a:prstGeom prst="rect">
+                      <a:avLst/>
+                    </a:prstGeom>
+                  </pic:spPr>
+                </pic:pic>
+              </a:graphicData>
+            </a:graphic>
+          </wp:inline>
+        </w:drawing>
+      </w:r>
+    </w:p>
+    <w:p>
+      <w:pPr>
+        <w:jc w:val="both"/>
+        <w:rPr>
+          <w:b/>
+          <w:bCs/>
+          <w:sz w:val="32"/>
+          <w:szCs w:val="32"/>
+        </w:rPr>
+      </w:pPr>
+      <w:r>
+        <w:rPr>
+          <w:b/>
+          <w:bCs/>
+          <w:sz w:val="32"/>
+          <w:szCs w:val="32"/>
+        </w:rPr>
+        <w:drawing>
+          <wp:inline distT="0" distB="0" distL="0" distR="0" wp14:anchorId="73CD5392" wp14:editId="3533C34E">
+            <wp:extent cx="6645910" cy="2814320"/>
+            <wp:effectExtent l="0" t="0" r="2540" b="5080"/>
+            <wp:docPr id="32" name="Picture 32"/>
+            <wp:cNvGraphicFramePr>
+              <a:graphicFrameLocks xmlns:a="http://schemas.openxmlformats.org/drawingml/2006/main" noChangeAspect="1"/>
+            </wp:cNvGraphicFramePr>
+            <a:graphic xmlns:a="http://schemas.openxmlformats.org/drawingml/2006/main">
+              <a:graphicData uri="http://schemas.openxmlformats.org/drawingml/2006/picture">
+                <pic:pic xmlns:pic="http://schemas.openxmlformats.org/drawingml/2006/picture">
+                  <pic:nvPicPr>
+                    <pic:cNvPr id="1" name=""/>
+                    <pic:cNvPicPr/>
+                  </pic:nvPicPr>
+                  <pic:blipFill>
+                    <a:blip r:embed="rId35"/>
+                    <a:stretch>
+                      <a:fillRect/>
+                    </a:stretch>
+                  </pic:blipFill>
+                  <pic:spPr>
+                    <a:xfrm>
+                      <a:off x="0" y="0"/>
+                      <a:ext cx="6645910" cy="2814320"/>
+                    </a:xfrm>
+                    <a:prstGeom prst="rect">
+                      <a:avLst/>
+                    </a:prstGeom>
+                  </pic:spPr>
+                </pic:pic>
+              </a:graphicData>
+            </a:graphic>
+          </wp:inline>
+        </w:drawing>
+      </w:r>
+    </w:p>
+    <w:p>
+      <w:pPr>
+        <w:jc w:val="both"/>
+        <w:rPr>
+          <w:b/>
+          <w:bCs/>
+          <w:sz w:val="32"/>
+          <w:szCs w:val="32"/>
+        </w:rPr>
+      </w:pPr>
+      <w:r>
+        <w:rPr>
+          <w:b/>
+          <w:bCs/>
+          <w:sz w:val="32"/>
+          <w:szCs w:val="32"/>
+        </w:rPr>
+        <w:drawing>
+          <wp:inline distT="0" distB="0" distL="0" distR="0" wp14:anchorId="4B244407" wp14:editId="6557A300">
+            <wp:extent cx="6645910" cy="2686050"/>
+            <wp:effectExtent l="0" t="0" r="2540" b="0"/>
+            <wp:docPr id="33" name="Picture 33"/>
+            <wp:cNvGraphicFramePr>
+              <a:graphicFrameLocks xmlns:a="http://schemas.openxmlformats.org/drawingml/2006/main" noChangeAspect="1"/>
+            </wp:cNvGraphicFramePr>
+            <a:graphic xmlns:a="http://schemas.openxmlformats.org/drawingml/2006/main">
+              <a:graphicData uri="http://schemas.openxmlformats.org/drawingml/2006/picture">
+                <pic:pic xmlns:pic="http://schemas.openxmlformats.org/drawingml/2006/picture">
+                  <pic:nvPicPr>
+                    <pic:cNvPr id="1" name=""/>
+                    <pic:cNvPicPr/>
+                  </pic:nvPicPr>
+                  <pic:blipFill>
+                    <a:blip r:embed="rId36"/>
+                    <a:stretch>
+                      <a:fillRect/>
+                    </a:stretch>
+                  </pic:blipFill>
+                  <pic:spPr>
+                    <a:xfrm>
+                      <a:off x="0" y="0"/>
+                      <a:ext cx="6645910" cy="2686050"/>
+                    </a:xfrm>
+                    <a:prstGeom prst="rect">
+                      <a:avLst/>
+                    </a:prstGeom>
+                  </pic:spPr>
+                </pic:pic>
+              </a:graphicData>
+            </a:graphic>
+          </wp:inline>
+        </w:drawing>
+      </w:r>
+    </w:p>
+    <w:p>
+      <w:pPr>
+        <w:jc w:val="both"/>
+        <w:rPr>
+          <w:b/>
+          <w:bCs/>
+          <w:sz w:val="32"/>
+          <w:szCs w:val="32"/>
+        </w:rPr>
+      </w:pPr>
+      <w:r>
+        <w:rPr>
+          <w:b/>
+          <w:bCs/>
+          <w:sz w:val="32"/>
+          <w:szCs w:val="32"/>
+        </w:rPr>
+        <w:lastRenderedPageBreak/>
+        <w:drawing>
+          <wp:inline distT="0" distB="0" distL="0" distR="0" wp14:anchorId="7FEB152F" wp14:editId="75874A42">
+            <wp:extent cx="6645910" cy="1820545"/>
+            <wp:effectExtent l="0" t="0" r="2540" b="8255"/>
+            <wp:docPr id="35" name="Picture 35"/>
+            <wp:cNvGraphicFramePr>
+              <a:graphicFrameLocks xmlns:a="http://schemas.openxmlformats.org/drawingml/2006/main" noChangeAspect="1"/>
+            </wp:cNvGraphicFramePr>
+            <a:graphic xmlns:a="http://schemas.openxmlformats.org/drawingml/2006/main">
+              <a:graphicData uri="http://schemas.openxmlformats.org/drawingml/2006/picture">
+                <pic:pic xmlns:pic="http://schemas.openxmlformats.org/drawingml/2006/picture">
+                  <pic:nvPicPr>
+                    <pic:cNvPr id="1" name=""/>
+                    <pic:cNvPicPr/>
+                  </pic:nvPicPr>
+                  <pic:blipFill>
+                    <a:blip r:embed="rId37"/>
+                    <a:stretch>
+                      <a:fillRect/>
+                    </a:stretch>
+                  </pic:blipFill>
+                  <pic:spPr>
+                    <a:xfrm>
+                      <a:off x="0" y="0"/>
+                      <a:ext cx="6645910" cy="1820545"/>
+                    </a:xfrm>
+                    <a:prstGeom prst="rect">
+                      <a:avLst/>
+                    </a:prstGeom>
+                  </pic:spPr>
+                </pic:pic>
+              </a:graphicData>
+            </a:graphic>
+          </wp:inline>
+        </w:drawing>
+      </w:r>
     </w:p>
     <w:p>
       <w:pPr>

--- a/LABlogbook.docx
+++ b/LABlogbook.docx
@@ -2155,6 +2155,7 @@
         <w:rPr>
           <w:b/>
           <w:bCs/>
+          <w:noProof/>
           <w:sz w:val="32"/>
           <w:szCs w:val="32"/>
         </w:rPr>
@@ -2209,6 +2210,7 @@
         <w:rPr>
           <w:b/>
           <w:bCs/>
+          <w:noProof/>
           <w:sz w:val="32"/>
           <w:szCs w:val="32"/>
         </w:rPr>
@@ -2263,6 +2265,7 @@
         <w:rPr>
           <w:b/>
           <w:bCs/>
+          <w:noProof/>
           <w:sz w:val="32"/>
           <w:szCs w:val="32"/>
         </w:rPr>
@@ -2317,6 +2320,7 @@
         <w:rPr>
           <w:b/>
           <w:bCs/>
+          <w:noProof/>
           <w:sz w:val="32"/>
           <w:szCs w:val="32"/>
         </w:rPr>
@@ -2372,6 +2376,7 @@
         <w:rPr>
           <w:b/>
           <w:bCs/>
+          <w:noProof/>
           <w:sz w:val="32"/>
           <w:szCs w:val="32"/>
         </w:rPr>
@@ -2426,6 +2431,7 @@
         <w:rPr>
           <w:b/>
           <w:bCs/>
+          <w:noProof/>
           <w:sz w:val="32"/>
           <w:szCs w:val="32"/>
         </w:rPr>
@@ -2531,6 +2537,7 @@
           <w:szCs w:val="32"/>
         </w:rPr>
       </w:pPr>
+      <w:proofErr w:type="spellStart"/>
       <w:r>
         <w:rPr>
           <w:b/>
@@ -2550,6 +2557,7 @@
         </w:rPr>
         <w:t>_Autoendoder_std</w:t>
       </w:r>
+      <w:proofErr w:type="spellEnd"/>
     </w:p>
     <w:p>
       <w:pPr>
@@ -2565,6 +2573,7 @@
         <w:rPr>
           <w:b/>
           <w:bCs/>
+          <w:noProof/>
           <w:sz w:val="32"/>
           <w:szCs w:val="32"/>
         </w:rPr>
@@ -2619,6 +2628,7 @@
         <w:rPr>
           <w:b/>
           <w:bCs/>
+          <w:noProof/>
           <w:sz w:val="32"/>
           <w:szCs w:val="32"/>
         </w:rPr>
@@ -2673,6 +2683,7 @@
         <w:rPr>
           <w:b/>
           <w:bCs/>
+          <w:noProof/>
           <w:sz w:val="32"/>
           <w:szCs w:val="32"/>
         </w:rPr>
@@ -2727,6 +2738,7 @@
         <w:rPr>
           <w:b/>
           <w:bCs/>
+          <w:noProof/>
           <w:sz w:val="32"/>
           <w:szCs w:val="32"/>
         </w:rPr>
@@ -2781,6 +2793,7 @@
         <w:rPr>
           <w:b/>
           <w:bCs/>
+          <w:noProof/>
           <w:sz w:val="32"/>
           <w:szCs w:val="32"/>
         </w:rPr>
@@ -2848,24 +2861,190 @@
           <w:szCs w:val="44"/>
         </w:rPr>
       </w:pPr>
-    </w:p>
-    <w:p>
-      <w:pPr>
-        <w:jc w:val="both"/>
-        <w:rPr>
-          <w:sz w:val="44"/>
-          <w:szCs w:val="44"/>
-          <w:u w:val="single"/>
-        </w:rPr>
-      </w:pPr>
-      <w:r>
-        <w:rPr>
-          <w:sz w:val="44"/>
-          <w:szCs w:val="44"/>
-          <w:u w:val="single"/>
-        </w:rPr>
+      <w:r>
+        <w:rPr>
+          <w:noProof/>
+          <w:sz w:val="44"/>
+          <w:szCs w:val="44"/>
+        </w:rPr>
+        <w:drawing>
+          <wp:inline distT="0" distB="0" distL="0" distR="0" wp14:anchorId="5B28A5AD" wp14:editId="29E08375">
+            <wp:extent cx="6645910" cy="3787775"/>
+            <wp:effectExtent l="0" t="0" r="2540" b="3175"/>
+            <wp:docPr id="34" name="Picture 34"/>
+            <wp:cNvGraphicFramePr>
+              <a:graphicFrameLocks xmlns:a="http://schemas.openxmlformats.org/drawingml/2006/main" noChangeAspect="1"/>
+            </wp:cNvGraphicFramePr>
+            <a:graphic xmlns:a="http://schemas.openxmlformats.org/drawingml/2006/main">
+              <a:graphicData uri="http://schemas.openxmlformats.org/drawingml/2006/picture">
+                <pic:pic xmlns:pic="http://schemas.openxmlformats.org/drawingml/2006/picture">
+                  <pic:nvPicPr>
+                    <pic:cNvPr id="1" name=""/>
+                    <pic:cNvPicPr/>
+                  </pic:nvPicPr>
+                  <pic:blipFill>
+                    <a:blip r:embed="rId38"/>
+                    <a:stretch>
+                      <a:fillRect/>
+                    </a:stretch>
+                  </pic:blipFill>
+                  <pic:spPr>
+                    <a:xfrm>
+                      <a:off x="0" y="0"/>
+                      <a:ext cx="6645910" cy="3787775"/>
+                    </a:xfrm>
+                    <a:prstGeom prst="rect">
+                      <a:avLst/>
+                    </a:prstGeom>
+                  </pic:spPr>
+                </pic:pic>
+              </a:graphicData>
+            </a:graphic>
+          </wp:inline>
+        </w:drawing>
+      </w:r>
+    </w:p>
+    <w:p>
+      <w:pPr>
+        <w:jc w:val="both"/>
+        <w:rPr>
+          <w:sz w:val="44"/>
+          <w:szCs w:val="44"/>
+        </w:rPr>
+      </w:pPr>
+    </w:p>
+    <w:p>
+      <w:pPr>
+        <w:jc w:val="both"/>
+        <w:rPr>
+          <w:sz w:val="44"/>
+          <w:szCs w:val="44"/>
+        </w:rPr>
+      </w:pPr>
+    </w:p>
+    <w:p>
+      <w:pPr>
+        <w:jc w:val="both"/>
+        <w:rPr>
+          <w:sz w:val="44"/>
+          <w:szCs w:val="44"/>
+        </w:rPr>
+      </w:pPr>
+    </w:p>
+    <w:p>
+      <w:pPr>
+        <w:jc w:val="both"/>
+        <w:rPr>
+          <w:sz w:val="44"/>
+          <w:szCs w:val="44"/>
+        </w:rPr>
+      </w:pPr>
+    </w:p>
+    <w:p>
+      <w:pPr>
+        <w:jc w:val="both"/>
+        <w:rPr>
+          <w:sz w:val="44"/>
+          <w:szCs w:val="44"/>
+        </w:rPr>
+      </w:pPr>
+    </w:p>
+    <w:p>
+      <w:pPr>
+        <w:jc w:val="both"/>
+        <w:rPr>
+          <w:sz w:val="44"/>
+          <w:szCs w:val="44"/>
+        </w:rPr>
+      </w:pPr>
+    </w:p>
+    <w:p>
+      <w:pPr>
+        <w:jc w:val="both"/>
+        <w:rPr>
+          <w:sz w:val="44"/>
+          <w:szCs w:val="44"/>
+        </w:rPr>
+      </w:pPr>
+    </w:p>
+    <w:p>
+      <w:pPr>
+        <w:jc w:val="both"/>
+        <w:rPr>
+          <w:sz w:val="44"/>
+          <w:szCs w:val="44"/>
+          <w:u w:val="single"/>
+        </w:rPr>
+      </w:pPr>
+      <w:r>
+        <w:rPr>
+          <w:sz w:val="44"/>
+          <w:szCs w:val="44"/>
+          <w:u w:val="single"/>
+        </w:rPr>
+        <w:lastRenderedPageBreak/>
         <w:t>Lab 12</w:t>
       </w:r>
+    </w:p>
+    <w:p>
+      <w:pPr>
+        <w:jc w:val="both"/>
+        <w:rPr>
+          <w:sz w:val="44"/>
+          <w:szCs w:val="44"/>
+          <w:u w:val="single"/>
+        </w:rPr>
+      </w:pPr>
+    </w:p>
+    <w:p>
+      <w:pPr>
+        <w:jc w:val="both"/>
+        <w:rPr>
+          <w:sz w:val="44"/>
+          <w:szCs w:val="44"/>
+          <w:u w:val="single"/>
+        </w:rPr>
+      </w:pPr>
+    </w:p>
+    <w:p>
+      <w:pPr>
+        <w:jc w:val="both"/>
+        <w:rPr>
+          <w:sz w:val="44"/>
+          <w:szCs w:val="44"/>
+          <w:u w:val="single"/>
+        </w:rPr>
+      </w:pPr>
+    </w:p>
+    <w:p>
+      <w:pPr>
+        <w:jc w:val="both"/>
+        <w:rPr>
+          <w:sz w:val="44"/>
+          <w:szCs w:val="44"/>
+          <w:u w:val="single"/>
+        </w:rPr>
+      </w:pPr>
+    </w:p>
+    <w:p>
+      <w:pPr>
+        <w:jc w:val="both"/>
+        <w:rPr>
+          <w:sz w:val="44"/>
+          <w:szCs w:val="44"/>
+          <w:u w:val="single"/>
+        </w:rPr>
+      </w:pPr>
+    </w:p>
+    <w:p>
+      <w:pPr>
+        <w:jc w:val="both"/>
+        <w:rPr>
+          <w:sz w:val="44"/>
+          <w:szCs w:val="44"/>
+          <w:u w:val="single"/>
+        </w:rPr>
+      </w:pPr>
     </w:p>
     <w:sectPr>
       <w:pgSz w:w="11906" w:h="16838"/>

--- a/LABlogbook.docx
+++ b/LABlogbook.docx
@@ -16,6 +16,42 @@
           <w:szCs w:val="56"/>
         </w:rPr>
         <w:t>LAB Logbook</w:t>
+      </w:r>
+    </w:p>
+    <w:p>
+      <w:pPr>
+        <w:jc w:val="center"/>
+        <w:rPr>
+          <w:color w:val="4472C4" w:themeColor="accent1"/>
+          <w:sz w:val="56"/>
+          <w:szCs w:val="56"/>
+        </w:rPr>
+      </w:pPr>
+      <w:proofErr w:type="spellStart"/>
+      <w:r>
+        <w:rPr>
+          <w:color w:val="4472C4" w:themeColor="accent1"/>
+          <w:sz w:val="56"/>
+          <w:szCs w:val="56"/>
+        </w:rPr>
+        <w:t>Github</w:t>
+      </w:r>
+      <w:proofErr w:type="spellEnd"/>
+      <w:r>
+        <w:rPr>
+          <w:color w:val="4472C4" w:themeColor="accent1"/>
+          <w:sz w:val="56"/>
+          <w:szCs w:val="56"/>
+        </w:rPr>
+        <w:t xml:space="preserve"> Link: </w:t>
+      </w:r>
+      <w:r>
+        <w:rPr>
+          <w:color w:val="4472C4" w:themeColor="accent1"/>
+          <w:sz w:val="56"/>
+          <w:szCs w:val="56"/>
+        </w:rPr>
+        <w:t>https://github.com/JanithThenuja/Neural-Computing-and-Deep-Learning.git</w:t>
       </w:r>
     </w:p>
     <w:p>
@@ -208,7 +244,6 @@
           <w:szCs w:val="44"/>
           <w:u w:val="single"/>
         </w:rPr>
-        <w:lastRenderedPageBreak/>
         <w:t>Lab 2</w:t>
       </w:r>
     </w:p>
@@ -351,6 +386,7 @@
           <w:sz w:val="24"/>
           <w:szCs w:val="24"/>
         </w:rPr>
+        <w:lastRenderedPageBreak/>
         <w:drawing>
           <wp:inline distT="0" distB="0" distL="0" distR="0" wp14:anchorId="7ED98DC4" wp14:editId="070323E8">
             <wp:extent cx="5135880" cy="3414626"/>
@@ -413,7 +449,6 @@
           <w:szCs w:val="44"/>
           <w:u w:val="single"/>
         </w:rPr>
-        <w:lastRenderedPageBreak/>
         <w:t>Lab 3</w:t>
       </w:r>
     </w:p>
@@ -504,6 +539,7 @@
           <w:szCs w:val="44"/>
           <w:u w:val="single"/>
         </w:rPr>
+        <w:lastRenderedPageBreak/>
         <w:drawing>
           <wp:inline distT="0" distB="0" distL="0" distR="0" wp14:anchorId="6E3A3D45" wp14:editId="4A2818A6">
             <wp:extent cx="6645910" cy="3012440"/>
@@ -606,7 +642,6 @@
           <w:szCs w:val="44"/>
           <w:u w:val="single"/>
         </w:rPr>
-        <w:lastRenderedPageBreak/>
         <w:t>Lab 5</w:t>
       </w:r>
     </w:p>
@@ -799,105 +834,105 @@
           <w:szCs w:val="44"/>
           <w:u w:val="single"/>
         </w:rPr>
+        <w:t>Lab 6</w:t>
+      </w:r>
+    </w:p>
+    <w:p>
+      <w:pPr>
+        <w:jc w:val="both"/>
+        <w:rPr>
+          <w:sz w:val="44"/>
+          <w:szCs w:val="44"/>
+          <w:u w:val="single"/>
+        </w:rPr>
+      </w:pPr>
+    </w:p>
+    <w:p>
+      <w:pPr>
+        <w:jc w:val="both"/>
+        <w:rPr>
+          <w:sz w:val="44"/>
+          <w:szCs w:val="44"/>
+          <w:u w:val="single"/>
+        </w:rPr>
+      </w:pPr>
+    </w:p>
+    <w:p>
+      <w:pPr>
+        <w:jc w:val="both"/>
+        <w:rPr>
+          <w:sz w:val="44"/>
+          <w:szCs w:val="44"/>
+          <w:u w:val="single"/>
+        </w:rPr>
+      </w:pPr>
+    </w:p>
+    <w:p>
+      <w:pPr>
+        <w:jc w:val="both"/>
+        <w:rPr>
+          <w:sz w:val="44"/>
+          <w:szCs w:val="44"/>
+          <w:u w:val="single"/>
+        </w:rPr>
+      </w:pPr>
+    </w:p>
+    <w:p>
+      <w:pPr>
+        <w:jc w:val="both"/>
+        <w:rPr>
+          <w:sz w:val="44"/>
+          <w:szCs w:val="44"/>
+          <w:u w:val="single"/>
+        </w:rPr>
+      </w:pPr>
+    </w:p>
+    <w:p>
+      <w:pPr>
+        <w:jc w:val="both"/>
+        <w:rPr>
+          <w:sz w:val="44"/>
+          <w:szCs w:val="44"/>
+          <w:u w:val="single"/>
+        </w:rPr>
+      </w:pPr>
+    </w:p>
+    <w:p>
+      <w:pPr>
+        <w:jc w:val="both"/>
+        <w:rPr>
+          <w:sz w:val="44"/>
+          <w:szCs w:val="44"/>
+          <w:u w:val="single"/>
+        </w:rPr>
+      </w:pPr>
+    </w:p>
+    <w:p>
+      <w:pPr>
+        <w:jc w:val="both"/>
+        <w:rPr>
+          <w:sz w:val="44"/>
+          <w:szCs w:val="44"/>
+          <w:u w:val="single"/>
+        </w:rPr>
+      </w:pPr>
+    </w:p>
+    <w:p>
+      <w:pPr>
+        <w:jc w:val="both"/>
+        <w:rPr>
+          <w:sz w:val="44"/>
+          <w:szCs w:val="44"/>
+          <w:u w:val="single"/>
+        </w:rPr>
+      </w:pPr>
+      <w:r>
+        <w:rPr>
+          <w:sz w:val="44"/>
+          <w:szCs w:val="44"/>
+          <w:u w:val="single"/>
+        </w:rPr>
         <w:lastRenderedPageBreak/>
-        <w:t>Lab 6</w:t>
-      </w:r>
-    </w:p>
-    <w:p>
-      <w:pPr>
-        <w:jc w:val="both"/>
-        <w:rPr>
-          <w:sz w:val="44"/>
-          <w:szCs w:val="44"/>
-          <w:u w:val="single"/>
-        </w:rPr>
-      </w:pPr>
-    </w:p>
-    <w:p>
-      <w:pPr>
-        <w:jc w:val="both"/>
-        <w:rPr>
-          <w:sz w:val="44"/>
-          <w:szCs w:val="44"/>
-          <w:u w:val="single"/>
-        </w:rPr>
-      </w:pPr>
-    </w:p>
-    <w:p>
-      <w:pPr>
-        <w:jc w:val="both"/>
-        <w:rPr>
-          <w:sz w:val="44"/>
-          <w:szCs w:val="44"/>
-          <w:u w:val="single"/>
-        </w:rPr>
-      </w:pPr>
-    </w:p>
-    <w:p>
-      <w:pPr>
-        <w:jc w:val="both"/>
-        <w:rPr>
-          <w:sz w:val="44"/>
-          <w:szCs w:val="44"/>
-          <w:u w:val="single"/>
-        </w:rPr>
-      </w:pPr>
-    </w:p>
-    <w:p>
-      <w:pPr>
-        <w:jc w:val="both"/>
-        <w:rPr>
-          <w:sz w:val="44"/>
-          <w:szCs w:val="44"/>
-          <w:u w:val="single"/>
-        </w:rPr>
-      </w:pPr>
-    </w:p>
-    <w:p>
-      <w:pPr>
-        <w:jc w:val="both"/>
-        <w:rPr>
-          <w:sz w:val="44"/>
-          <w:szCs w:val="44"/>
-          <w:u w:val="single"/>
-        </w:rPr>
-      </w:pPr>
-    </w:p>
-    <w:p>
-      <w:pPr>
-        <w:jc w:val="both"/>
-        <w:rPr>
-          <w:sz w:val="44"/>
-          <w:szCs w:val="44"/>
-          <w:u w:val="single"/>
-        </w:rPr>
-      </w:pPr>
-    </w:p>
-    <w:p>
-      <w:pPr>
-        <w:jc w:val="both"/>
-        <w:rPr>
-          <w:sz w:val="44"/>
-          <w:szCs w:val="44"/>
-          <w:u w:val="single"/>
-        </w:rPr>
-      </w:pPr>
-    </w:p>
-    <w:p>
-      <w:pPr>
-        <w:jc w:val="both"/>
-        <w:rPr>
-          <w:sz w:val="44"/>
-          <w:szCs w:val="44"/>
-          <w:u w:val="single"/>
-        </w:rPr>
-      </w:pPr>
-      <w:r>
-        <w:rPr>
-          <w:sz w:val="44"/>
-          <w:szCs w:val="44"/>
-          <w:u w:val="single"/>
-        </w:rPr>
         <w:t>Lab 7</w:t>
       </w:r>
     </w:p>
@@ -986,7 +1021,6 @@
           <w:szCs w:val="44"/>
           <w:u w:val="single"/>
         </w:rPr>
-        <w:lastRenderedPageBreak/>
         <w:drawing>
           <wp:inline distT="0" distB="0" distL="0" distR="0" wp14:anchorId="21E334D5" wp14:editId="1DF54322">
             <wp:extent cx="6645910" cy="2773045"/>
@@ -1155,6 +1189,7 @@
           <w:sz w:val="32"/>
           <w:szCs w:val="32"/>
         </w:rPr>
+        <w:lastRenderedPageBreak/>
         <w:t>4.</w:t>
       </w:r>
       <w:r>
@@ -1258,7 +1293,6 @@
           <w:szCs w:val="44"/>
           <w:u w:val="single"/>
         </w:rPr>
-        <w:lastRenderedPageBreak/>
         <w:t>Lab 8</w:t>
       </w:r>
     </w:p>
@@ -1363,6 +1397,7 @@
           <w:szCs w:val="44"/>
           <w:u w:val="single"/>
         </w:rPr>
+        <w:lastRenderedPageBreak/>
         <w:drawing>
           <wp:inline distT="0" distB="0" distL="0" distR="0" wp14:anchorId="7BB09AC5" wp14:editId="1199956A">
             <wp:extent cx="5814060" cy="2793149"/>
@@ -1476,7 +1511,6 @@
           <w:sz w:val="32"/>
           <w:szCs w:val="32"/>
         </w:rPr>
-        <w:lastRenderedPageBreak/>
         <w:t>3.</w:t>
       </w:r>
     </w:p>
@@ -1544,6 +1578,7 @@
           <w:sz w:val="32"/>
           <w:szCs w:val="32"/>
         </w:rPr>
+        <w:lastRenderedPageBreak/>
         <w:t>4.</w:t>
       </w:r>
     </w:p>
@@ -1676,7 +1711,6 @@
           <w:szCs w:val="44"/>
           <w:u w:val="single"/>
         </w:rPr>
-        <w:lastRenderedPageBreak/>
         <w:t xml:space="preserve">Lab 9 </w:t>
       </w:r>
     </w:p>
@@ -1749,6 +1783,7 @@
           <w:szCs w:val="44"/>
           <w:u w:val="single"/>
         </w:rPr>
+        <w:lastRenderedPageBreak/>
         <w:drawing>
           <wp:inline distT="0" distB="0" distL="0" distR="0" wp14:anchorId="40897807" wp14:editId="1D6D82AB">
             <wp:extent cx="6645910" cy="1251585"/>
@@ -2995,6 +3030,309 @@
           <w:u w:val="single"/>
         </w:rPr>
       </w:pPr>
+      <w:r>
+        <w:rPr>
+          <w:sz w:val="44"/>
+          <w:szCs w:val="44"/>
+          <w:u w:val="single"/>
+        </w:rPr>
+        <w:drawing>
+          <wp:inline distT="0" distB="0" distL="0" distR="0" wp14:anchorId="17427F3A" wp14:editId="16C9C0C9">
+            <wp:extent cx="6645910" cy="2748915"/>
+            <wp:effectExtent l="0" t="0" r="2540" b="0"/>
+            <wp:docPr id="36" name="Picture 36"/>
+            <wp:cNvGraphicFramePr>
+              <a:graphicFrameLocks xmlns:a="http://schemas.openxmlformats.org/drawingml/2006/main" noChangeAspect="1"/>
+            </wp:cNvGraphicFramePr>
+            <a:graphic xmlns:a="http://schemas.openxmlformats.org/drawingml/2006/main">
+              <a:graphicData uri="http://schemas.openxmlformats.org/drawingml/2006/picture">
+                <pic:pic xmlns:pic="http://schemas.openxmlformats.org/drawingml/2006/picture">
+                  <pic:nvPicPr>
+                    <pic:cNvPr id="1" name=""/>
+                    <pic:cNvPicPr/>
+                  </pic:nvPicPr>
+                  <pic:blipFill>
+                    <a:blip r:embed="rId39"/>
+                    <a:stretch>
+                      <a:fillRect/>
+                    </a:stretch>
+                  </pic:blipFill>
+                  <pic:spPr>
+                    <a:xfrm>
+                      <a:off x="0" y="0"/>
+                      <a:ext cx="6645910" cy="2748915"/>
+                    </a:xfrm>
+                    <a:prstGeom prst="rect">
+                      <a:avLst/>
+                    </a:prstGeom>
+                  </pic:spPr>
+                </pic:pic>
+              </a:graphicData>
+            </a:graphic>
+          </wp:inline>
+        </w:drawing>
+      </w:r>
+    </w:p>
+    <w:p>
+      <w:pPr>
+        <w:jc w:val="both"/>
+        <w:rPr>
+          <w:sz w:val="44"/>
+          <w:szCs w:val="44"/>
+          <w:u w:val="single"/>
+        </w:rPr>
+      </w:pPr>
+      <w:r>
+        <w:rPr>
+          <w:sz w:val="44"/>
+          <w:szCs w:val="44"/>
+          <w:u w:val="single"/>
+        </w:rPr>
+        <w:drawing>
+          <wp:inline distT="0" distB="0" distL="0" distR="0" wp14:anchorId="158F4F19" wp14:editId="6A3C5588">
+            <wp:extent cx="6645910" cy="2377440"/>
+            <wp:effectExtent l="0" t="0" r="2540" b="3810"/>
+            <wp:docPr id="37" name="Picture 37"/>
+            <wp:cNvGraphicFramePr>
+              <a:graphicFrameLocks xmlns:a="http://schemas.openxmlformats.org/drawingml/2006/main" noChangeAspect="1"/>
+            </wp:cNvGraphicFramePr>
+            <a:graphic xmlns:a="http://schemas.openxmlformats.org/drawingml/2006/main">
+              <a:graphicData uri="http://schemas.openxmlformats.org/drawingml/2006/picture">
+                <pic:pic xmlns:pic="http://schemas.openxmlformats.org/drawingml/2006/picture">
+                  <pic:nvPicPr>
+                    <pic:cNvPr id="1" name=""/>
+                    <pic:cNvPicPr/>
+                  </pic:nvPicPr>
+                  <pic:blipFill>
+                    <a:blip r:embed="rId40"/>
+                    <a:stretch>
+                      <a:fillRect/>
+                    </a:stretch>
+                  </pic:blipFill>
+                  <pic:spPr>
+                    <a:xfrm>
+                      <a:off x="0" y="0"/>
+                      <a:ext cx="6645910" cy="2377440"/>
+                    </a:xfrm>
+                    <a:prstGeom prst="rect">
+                      <a:avLst/>
+                    </a:prstGeom>
+                  </pic:spPr>
+                </pic:pic>
+              </a:graphicData>
+            </a:graphic>
+          </wp:inline>
+        </w:drawing>
+      </w:r>
+    </w:p>
+    <w:p>
+      <w:pPr>
+        <w:jc w:val="both"/>
+        <w:rPr>
+          <w:sz w:val="44"/>
+          <w:szCs w:val="44"/>
+          <w:u w:val="single"/>
+        </w:rPr>
+      </w:pPr>
+      <w:r>
+        <w:rPr>
+          <w:sz w:val="44"/>
+          <w:szCs w:val="44"/>
+          <w:u w:val="single"/>
+        </w:rPr>
+        <w:drawing>
+          <wp:inline distT="0" distB="0" distL="0" distR="0" wp14:anchorId="183A0732" wp14:editId="1903F019">
+            <wp:extent cx="6645910" cy="2672715"/>
+            <wp:effectExtent l="0" t="0" r="2540" b="0"/>
+            <wp:docPr id="38" name="Picture 38"/>
+            <wp:cNvGraphicFramePr>
+              <a:graphicFrameLocks xmlns:a="http://schemas.openxmlformats.org/drawingml/2006/main" noChangeAspect="1"/>
+            </wp:cNvGraphicFramePr>
+            <a:graphic xmlns:a="http://schemas.openxmlformats.org/drawingml/2006/main">
+              <a:graphicData uri="http://schemas.openxmlformats.org/drawingml/2006/picture">
+                <pic:pic xmlns:pic="http://schemas.openxmlformats.org/drawingml/2006/picture">
+                  <pic:nvPicPr>
+                    <pic:cNvPr id="1" name=""/>
+                    <pic:cNvPicPr/>
+                  </pic:nvPicPr>
+                  <pic:blipFill>
+                    <a:blip r:embed="rId41"/>
+                    <a:stretch>
+                      <a:fillRect/>
+                    </a:stretch>
+                  </pic:blipFill>
+                  <pic:spPr>
+                    <a:xfrm>
+                      <a:off x="0" y="0"/>
+                      <a:ext cx="6645910" cy="2672715"/>
+                    </a:xfrm>
+                    <a:prstGeom prst="rect">
+                      <a:avLst/>
+                    </a:prstGeom>
+                  </pic:spPr>
+                </pic:pic>
+              </a:graphicData>
+            </a:graphic>
+          </wp:inline>
+        </w:drawing>
+      </w:r>
+    </w:p>
+    <w:p>
+      <w:pPr>
+        <w:jc w:val="both"/>
+        <w:rPr>
+          <w:sz w:val="44"/>
+          <w:szCs w:val="44"/>
+          <w:u w:val="single"/>
+        </w:rPr>
+      </w:pPr>
+      <w:r>
+        <w:rPr>
+          <w:sz w:val="44"/>
+          <w:szCs w:val="44"/>
+          <w:u w:val="single"/>
+        </w:rPr>
+        <w:lastRenderedPageBreak/>
+        <w:drawing>
+          <wp:inline distT="0" distB="0" distL="0" distR="0" wp14:anchorId="05F19C35" wp14:editId="08635590">
+            <wp:extent cx="6645910" cy="1146810"/>
+            <wp:effectExtent l="0" t="0" r="2540" b="0"/>
+            <wp:docPr id="39" name="Picture 39"/>
+            <wp:cNvGraphicFramePr>
+              <a:graphicFrameLocks xmlns:a="http://schemas.openxmlformats.org/drawingml/2006/main" noChangeAspect="1"/>
+            </wp:cNvGraphicFramePr>
+            <a:graphic xmlns:a="http://schemas.openxmlformats.org/drawingml/2006/main">
+              <a:graphicData uri="http://schemas.openxmlformats.org/drawingml/2006/picture">
+                <pic:pic xmlns:pic="http://schemas.openxmlformats.org/drawingml/2006/picture">
+                  <pic:nvPicPr>
+                    <pic:cNvPr id="1" name=""/>
+                    <pic:cNvPicPr/>
+                  </pic:nvPicPr>
+                  <pic:blipFill>
+                    <a:blip r:embed="rId42"/>
+                    <a:stretch>
+                      <a:fillRect/>
+                    </a:stretch>
+                  </pic:blipFill>
+                  <pic:spPr>
+                    <a:xfrm>
+                      <a:off x="0" y="0"/>
+                      <a:ext cx="6645910" cy="1146810"/>
+                    </a:xfrm>
+                    <a:prstGeom prst="rect">
+                      <a:avLst/>
+                    </a:prstGeom>
+                  </pic:spPr>
+                </pic:pic>
+              </a:graphicData>
+            </a:graphic>
+          </wp:inline>
+        </w:drawing>
+      </w:r>
+    </w:p>
+    <w:p>
+      <w:pPr>
+        <w:jc w:val="both"/>
+        <w:rPr>
+          <w:sz w:val="44"/>
+          <w:szCs w:val="44"/>
+          <w:u w:val="single"/>
+        </w:rPr>
+      </w:pPr>
+      <w:r>
+        <w:rPr>
+          <w:sz w:val="44"/>
+          <w:szCs w:val="44"/>
+          <w:u w:val="single"/>
+        </w:rPr>
+        <w:drawing>
+          <wp:inline distT="0" distB="0" distL="0" distR="0" wp14:anchorId="1A20CF9A" wp14:editId="3C04401E">
+            <wp:extent cx="6645910" cy="3237230"/>
+            <wp:effectExtent l="0" t="0" r="2540" b="1270"/>
+            <wp:docPr id="40" name="Picture 40"/>
+            <wp:cNvGraphicFramePr>
+              <a:graphicFrameLocks xmlns:a="http://schemas.openxmlformats.org/drawingml/2006/main" noChangeAspect="1"/>
+            </wp:cNvGraphicFramePr>
+            <a:graphic xmlns:a="http://schemas.openxmlformats.org/drawingml/2006/main">
+              <a:graphicData uri="http://schemas.openxmlformats.org/drawingml/2006/picture">
+                <pic:pic xmlns:pic="http://schemas.openxmlformats.org/drawingml/2006/picture">
+                  <pic:nvPicPr>
+                    <pic:cNvPr id="1" name=""/>
+                    <pic:cNvPicPr/>
+                  </pic:nvPicPr>
+                  <pic:blipFill>
+                    <a:blip r:embed="rId43"/>
+                    <a:stretch>
+                      <a:fillRect/>
+                    </a:stretch>
+                  </pic:blipFill>
+                  <pic:spPr>
+                    <a:xfrm>
+                      <a:off x="0" y="0"/>
+                      <a:ext cx="6645910" cy="3237230"/>
+                    </a:xfrm>
+                    <a:prstGeom prst="rect">
+                      <a:avLst/>
+                    </a:prstGeom>
+                  </pic:spPr>
+                </pic:pic>
+              </a:graphicData>
+            </a:graphic>
+          </wp:inline>
+        </w:drawing>
+      </w:r>
+    </w:p>
+    <w:p>
+      <w:pPr>
+        <w:jc w:val="both"/>
+        <w:rPr>
+          <w:sz w:val="44"/>
+          <w:szCs w:val="44"/>
+          <w:u w:val="single"/>
+        </w:rPr>
+      </w:pPr>
+      <w:r>
+        <w:rPr>
+          <w:sz w:val="44"/>
+          <w:szCs w:val="44"/>
+          <w:u w:val="single"/>
+        </w:rPr>
+        <w:drawing>
+          <wp:inline distT="0" distB="0" distL="0" distR="0" wp14:anchorId="4B3137BE" wp14:editId="6847E8F4">
+            <wp:extent cx="6645910" cy="4036695"/>
+            <wp:effectExtent l="0" t="0" r="2540" b="1905"/>
+            <wp:docPr id="41" name="Picture 41"/>
+            <wp:cNvGraphicFramePr>
+              <a:graphicFrameLocks xmlns:a="http://schemas.openxmlformats.org/drawingml/2006/main" noChangeAspect="1"/>
+            </wp:cNvGraphicFramePr>
+            <a:graphic xmlns:a="http://schemas.openxmlformats.org/drawingml/2006/main">
+              <a:graphicData uri="http://schemas.openxmlformats.org/drawingml/2006/picture">
+                <pic:pic xmlns:pic="http://schemas.openxmlformats.org/drawingml/2006/picture">
+                  <pic:nvPicPr>
+                    <pic:cNvPr id="1" name=""/>
+                    <pic:cNvPicPr/>
+                  </pic:nvPicPr>
+                  <pic:blipFill>
+                    <a:blip r:embed="rId44"/>
+                    <a:stretch>
+                      <a:fillRect/>
+                    </a:stretch>
+                  </pic:blipFill>
+                  <pic:spPr>
+                    <a:xfrm>
+                      <a:off x="0" y="0"/>
+                      <a:ext cx="6645910" cy="4036695"/>
+                    </a:xfrm>
+                    <a:prstGeom prst="rect">
+                      <a:avLst/>
+                    </a:prstGeom>
+                  </pic:spPr>
+                </pic:pic>
+              </a:graphicData>
+            </a:graphic>
+          </wp:inline>
+        </w:drawing>
+      </w:r>
     </w:p>
     <w:p>
       <w:pPr>
